--- a/output/doc/TECH_STACK.docx
+++ b/output/doc/TECH_STACK.docx
@@ -4,595 +4,500 @@
   <w:body>
     <w:p>
       <w:pPr>
-        <w:spacing w:before="2400"/>
-        <w:jc w:val="center"/>
+        <w:pStyle w:val="Heading1"/>
       </w:pPr>
       <w:r>
         <w:rPr>
-          <w:b/>
-          <w:color w:val="00366D"/>
-          <w:sz w:val="48"/>
+          <w:b w:val="0"/>
+          <w:i w:val="0"/>
         </w:rPr>
-        <w:t>Bell NLP Chatbot - Technology Stack</w:t>
-      </w:r>
-    </w:p>
-    <w:p>
-      <w:pPr>
-        <w:jc w:val="center"/>
-      </w:pPr>
-      <w:r>
-        <w:rPr>
-          <w:sz w:val="26"/>
-        </w:rPr>
-        <w:t>Architecture, runtime, and deployment profile</w:t>
-      </w:r>
-    </w:p>
-    <w:p>
-      <w:pPr>
-        <w:spacing w:before="800"/>
-        <w:jc w:val="center"/>
-      </w:pPr>
-      <w:r>
-        <w:rPr>
-          <w:sz w:val="22"/>
-        </w:rPr>
-        <w:t>Prepared for Bell stakeholders</w:t>
-      </w:r>
-    </w:p>
-    <w:p>
-      <w:pPr>
-        <w:spacing w:before="120"/>
-        <w:jc w:val="center"/>
-      </w:pPr>
-      <w:r>
-        <w:rPr>
-          <w:i/>
-          <w:sz w:val="20"/>
-        </w:rPr>
-        <w:t>Generated on March 17, 2026</w:t>
+        <w:t>Bell NLP Chatbot -- Technology Stack</w:t>
       </w:r>
     </w:p>
     <w:p>
       <w:r>
-        <w:br w:type="page"/>
+        <w:rPr>
+          <w:b/>
+          <w:i w:val="0"/>
+        </w:rPr>
+        <w:t>Project:</w:t>
+      </w:r>
+      <w:r>
+        <w:rPr>
+          <w:b w:val="0"/>
+          <w:i w:val="0"/>
+        </w:rPr>
+        <w:t xml:space="preserve"> Bell-Style Agentic Sales Chatbot</w:t>
+      </w:r>
+      <w:r>
+        <w:br/>
+      </w:r>
+      <w:r>
+        <w:rPr>
+          <w:b w:val="0"/>
+          <w:i w:val="0"/>
+        </w:rPr>
+        <w:br/>
+      </w:r>
+      <w:r>
+        <w:rPr>
+          <w:b/>
+          <w:i w:val="0"/>
+        </w:rPr>
+        <w:t>Prepared for:</w:t>
+      </w:r>
+      <w:r>
+        <w:rPr>
+          <w:b w:val="0"/>
+          <w:i w:val="0"/>
+        </w:rPr>
+        <w:t xml:space="preserve"> Bell stakeholders</w:t>
+      </w:r>
+      <w:r>
+        <w:br/>
+      </w:r>
+      <w:r>
+        <w:rPr>
+          <w:b w:val="0"/>
+          <w:i w:val="0"/>
+        </w:rPr>
+        <w:br/>
+      </w:r>
+      <w:r>
+        <w:rPr>
+          <w:b/>
+          <w:i w:val="0"/>
+        </w:rPr>
+        <w:t>Date:</w:t>
+      </w:r>
+      <w:r>
+        <w:rPr>
+          <w:b w:val="0"/>
+          <w:i w:val="0"/>
+        </w:rPr>
+        <w:t xml:space="preserve"> March 17, 2026</w:t>
       </w:r>
     </w:p>
+    <w:p/>
     <w:p>
       <w:pPr>
         <w:pStyle w:val="Heading2"/>
-        <w:spacing w:before="160" w:after="80"/>
       </w:pPr>
       <w:r>
         <w:rPr>
-          <w:color w:val="00366D"/>
+          <w:b w:val="0"/>
+          <w:i w:val="0"/>
         </w:rPr>
         <w:t>What This Is Built On</w:t>
       </w:r>
     </w:p>
     <w:p>
-      <w:pPr>
-        <w:spacing w:after="100" w:line="276" w:lineRule="auto"/>
-      </w:pPr>
       <w:r>
-        <w:t>This solution is a single-repo JavaScript web application that combines:</w:t>
+        <w:rPr>
+          <w:b w:val="0"/>
+          <w:i w:val="0"/>
+        </w:rPr>
+        <w:t xml:space="preserve">This solution is a </w:t>
+      </w:r>
+      <w:r>
+        <w:rPr>
+          <w:b/>
+          <w:i w:val="0"/>
+        </w:rPr>
+        <w:t>single-repo JavaScript web application</w:t>
+      </w:r>
+      <w:r>
+        <w:rPr>
+          <w:b w:val="0"/>
+          <w:i w:val="0"/>
+        </w:rPr>
+        <w:t xml:space="preserve"> that combines:</w:t>
+        <w:br/>
+        <w:t>- a browser-based chat client (</w:t>
+      </w:r>
+      <w:r>
+        <w:rPr>
+          <w:rFonts w:ascii="Courier New" w:hAnsi="Courier New"/>
+          <w:b w:val="0"/>
+          <w:i w:val="0"/>
+        </w:rPr>
+        <w:t>index.html</w:t>
+      </w:r>
+      <w:r>
+        <w:rPr>
+          <w:b w:val="0"/>
+          <w:i w:val="0"/>
+        </w:rPr>
+        <w:t xml:space="preserve">, </w:t>
+      </w:r>
+      <w:r>
+        <w:rPr>
+          <w:rFonts w:ascii="Courier New" w:hAnsi="Courier New"/>
+          <w:b w:val="0"/>
+          <w:i w:val="0"/>
+        </w:rPr>
+        <w:t>styles.css</w:t>
+      </w:r>
+      <w:r>
+        <w:rPr>
+          <w:b w:val="0"/>
+          <w:i w:val="0"/>
+        </w:rPr>
+        <w:t xml:space="preserve">, </w:t>
+      </w:r>
+      <w:r>
+        <w:rPr>
+          <w:rFonts w:ascii="Courier New" w:hAnsi="Courier New"/>
+          <w:b w:val="0"/>
+          <w:i w:val="0"/>
+        </w:rPr>
+        <w:t>app.js</w:t>
+      </w:r>
+      <w:r>
+        <w:rPr>
+          <w:b w:val="0"/>
+          <w:i w:val="0"/>
+        </w:rPr>
+        <w:t>), and</w:t>
+        <w:br/>
+        <w:t>- a lightweight Node server (</w:t>
+      </w:r>
+      <w:r>
+        <w:rPr>
+          <w:rFonts w:ascii="Courier New" w:hAnsi="Courier New"/>
+          <w:b w:val="0"/>
+          <w:i w:val="0"/>
+        </w:rPr>
+        <w:t>server.mjs</w:t>
+      </w:r>
+      <w:r>
+        <w:rPr>
+          <w:b w:val="0"/>
+          <w:i w:val="0"/>
+        </w:rPr>
+        <w:t>) for APIs, logging, and static hosting.</w:t>
       </w:r>
     </w:p>
     <w:p>
-      <w:pPr>
-        <w:pStyle w:val="ListBullet"/>
-        <w:spacing w:after="40"/>
-      </w:pPr>
       <w:r>
-        <w:t>a browser-based chat client (index.html, styles.css, app.js), and</w:t>
+        <w:rPr>
+          <w:b w:val="0"/>
+          <w:i w:val="0"/>
+        </w:rPr>
+        <w:t xml:space="preserve">The architecture uses a </w:t>
+      </w:r>
+      <w:r>
+        <w:rPr>
+          <w:b/>
+          <w:i w:val="0"/>
+        </w:rPr>
+        <w:t>Hybrid FSM + LLM model</w:t>
+      </w:r>
+      <w:r>
+        <w:rPr>
+          <w:b w:val="0"/>
+          <w:i w:val="0"/>
+        </w:rPr>
+        <w:t>:</w:t>
+        <w:br/>
+        <w:t xml:space="preserve">- </w:t>
+      </w:r>
+      <w:r>
+        <w:rPr>
+          <w:b/>
+          <w:i w:val="0"/>
+        </w:rPr>
+        <w:t>Deterministic FSM</w:t>
+      </w:r>
+      <w:r>
+        <w:rPr>
+          <w:b w:val="0"/>
+          <w:i w:val="0"/>
+        </w:rPr>
+        <w:t xml:space="preserve"> handles conversion-critical business logic.</w:t>
+        <w:br/>
+        <w:t xml:space="preserve">- </w:t>
+      </w:r>
+      <w:r>
+        <w:rPr>
+          <w:b/>
+          <w:i w:val="0"/>
+        </w:rPr>
+        <w:t>LLM assist</w:t>
+      </w:r>
+      <w:r>
+        <w:rPr>
+          <w:b w:val="0"/>
+          <w:i w:val="0"/>
+        </w:rPr>
+        <w:t xml:space="preserve"> improves language fluency, intent/entity support, and summaries.</w:t>
       </w:r>
     </w:p>
     <w:p>
-      <w:pPr>
-        <w:pStyle w:val="ListBullet"/>
-        <w:spacing w:after="40"/>
-      </w:pPr>
       <w:r>
-        <w:t>a lightweight Node server (server.mjs) for APIs, logging, and static hosting.</w:t>
+        <w:rPr>
+          <w:b w:val="0"/>
+          <w:i w:val="0"/>
+        </w:rPr>
+        <w:t xml:space="preserve">There is </w:t>
+      </w:r>
+      <w:r>
+        <w:rPr>
+          <w:b/>
+          <w:i w:val="0"/>
+        </w:rPr>
+        <w:t>no database and no build pipeline</w:t>
+      </w:r>
+      <w:r>
+        <w:rPr>
+          <w:b w:val="0"/>
+          <w:i w:val="0"/>
+        </w:rPr>
+        <w:t xml:space="preserve"> in the current POC. The app runs directly with </w:t>
+      </w:r>
+      <w:r>
+        <w:rPr>
+          <w:rFonts w:ascii="Courier New" w:hAnsi="Courier New"/>
+          <w:b w:val="0"/>
+          <w:i w:val="0"/>
+        </w:rPr>
+        <w:t>node server.mjs</w:t>
+      </w:r>
+      <w:r>
+        <w:rPr>
+          <w:b w:val="0"/>
+          <w:i w:val="0"/>
+        </w:rPr>
+        <w:t>.</w:t>
       </w:r>
     </w:p>
-    <w:p>
-      <w:pPr>
-        <w:spacing w:after="100" w:line="276" w:lineRule="auto"/>
-      </w:pPr>
-      <w:r>
-        <w:t>The architecture uses a Hybrid FSM + LLM model:</w:t>
-      </w:r>
-    </w:p>
-    <w:p>
-      <w:pPr>
-        <w:pStyle w:val="ListBullet"/>
-        <w:spacing w:after="40"/>
-      </w:pPr>
-      <w:r>
-        <w:t>Deterministic FSM handles conversion-critical business logic.</w:t>
-      </w:r>
-    </w:p>
-    <w:p>
-      <w:pPr>
-        <w:pStyle w:val="ListBullet"/>
-        <w:spacing w:after="40"/>
-      </w:pPr>
-      <w:r>
-        <w:t>LLM assist improves language fluency, intent/entity support, and summaries.</w:t>
-      </w:r>
-    </w:p>
-    <w:p>
-      <w:pPr>
-        <w:spacing w:after="100" w:line="276" w:lineRule="auto"/>
-      </w:pPr>
-      <w:r>
-        <w:t>There is no database and no build pipeline in the current POC. The app runs directly with node server.mjs.</w:t>
-      </w:r>
-    </w:p>
+    <w:p/>
     <w:p>
       <w:pPr>
         <w:pStyle w:val="Heading2"/>
-        <w:spacing w:before="160" w:after="80"/>
       </w:pPr>
       <w:r>
         <w:rPr>
-          <w:color w:val="00366D"/>
+          <w:b w:val="0"/>
+          <w:i w:val="0"/>
         </w:rPr>
         <w:t>Runtime Topology</w:t>
       </w:r>
     </w:p>
     <w:p>
+      <w:r>
+        <w:rPr>
+          <w:rFonts w:ascii="Courier New" w:hAnsi="Courier New"/>
+        </w:rPr>
+        <w:t>┌───────────────────────────────────────────────────────────┐</w:t>
+        <w:br/>
+        <w:t>│ Browser Client                                            │</w:t>
+        <w:br/>
+        <w:t>│ (index.html + app.js + styles.css + sw.js)               │</w:t>
+        <w:br/>
+        <w:t>│                                                           │</w:t>
+        <w:br/>
+        <w:t>│ - Chat UX + guided sales flow                             │</w:t>
+        <w:br/>
+        <w:t>│ - Deterministic state machine and step contracts          │</w:t>
+        <w:br/>
+        <w:t>│ - Quote builder, checkout, booking, transcript controls   │</w:t>
+        <w:br/>
+        <w:t>└───────────────────────┬───────────────────────────────────┘</w:t>
+        <w:br/>
+        <w:t xml:space="preserve">                        │ HTTP (same origin)</w:t>
+        <w:br/>
+        <w:t xml:space="preserve">                        ▼</w:t>
+        <w:br/>
+        <w:t>┌───────────────────────────────────────────────────────────┐</w:t>
+        <w:br/>
+        <w:t>│ Node API Server (server.mjs)                             │</w:t>
+        <w:br/>
+        <w:t>│ Port: 3000 (default)                                     │</w:t>
+        <w:br/>
+        <w:t>│                                                           │</w:t>
+        <w:br/>
+        <w:t>│ - Static file serving                                    │</w:t>
+        <w:br/>
+        <w:t>│ - /api/intent, /api/agent-router                         │</w:t>
+        <w:br/>
+        <w:t>│ - /api/chat-assist, /api/chat-assist-stream, /api/llm-health │</w:t>
+        <w:br/>
+        <w:t>│ - /api/address-lookup, /api/finder/nearby, /api/quote-preview │</w:t>
+        <w:br/>
+        <w:t>│ - /api/automations/post-intake                           │</w:t>
+        <w:br/>
+        <w:t>│ - /api/handoff-summary, /api/transcript-export          │</w:t>
+        <w:br/>
+        <w:t>│ - /api/install-slots, /api/metrics, /api/log, /api/consent-record │</w:t>
+        <w:br/>
+        <w:t>│ - Writes logs to /logs/*.log                            │</w:t>
+        <w:br/>
+        <w:t>└───────────────────────┬───────────────────────────────────┘</w:t>
+        <w:br/>
+        <w:t xml:space="preserve">                        │ HTTPS</w:t>
+        <w:br/>
+        <w:t xml:space="preserve">                        ▼</w:t>
+        <w:br/>
+        <w:t>┌───────────────────────────────────────────────────────────┐</w:t>
+        <w:br/>
+        <w:t>│ External Services                                         │</w:t>
+        <w:br/>
+        <w:t>│ - OpenAI Responses API (assist + intent)                 │</w:t>
+        <w:br/>
+        <w:t>│ - Optional Google Places API (address + nearby finder)   │</w:t>
+        <w:br/>
+        <w:t>│ - OpenStreetMap Overpass API (finder fallback)           │</w:t>
+        <w:br/>
+        <w:t>│ - Optional webhook target (post-intake automation)       │</w:t>
+        <w:br/>
+        <w:t>│ - Optional trace sink (LangSmith-compatible endpoint)    │</w:t>
+        <w:br/>
+        <w:t>└───────────────────────────────────────────────────────────┘</w:t>
+        <w:br/>
+      </w:r>
+    </w:p>
+    <w:p/>
+    <w:p>
       <w:pPr>
-        <w:pStyle w:val="NoSpacing"/>
+        <w:pStyle w:val="Heading2"/>
       </w:pPr>
       <w:r>
         <w:rPr>
-          <w:rFonts w:ascii="Consolas" w:hAnsi="Consolas"/>
-          <w:sz w:val="19"/>
-        </w:rPr>
-        <w:t>┌───────────────────────────────────────────────────────────┐</w:t>
-      </w:r>
-    </w:p>
-    <w:p>
-      <w:pPr>
-        <w:pStyle w:val="NoSpacing"/>
-      </w:pPr>
-      <w:r>
-        <w:rPr>
-          <w:rFonts w:ascii="Consolas" w:hAnsi="Consolas"/>
-          <w:sz w:val="19"/>
-        </w:rPr>
-        <w:t>│ Browser Client                                            │</w:t>
-      </w:r>
-    </w:p>
-    <w:p>
-      <w:pPr>
-        <w:pStyle w:val="NoSpacing"/>
-      </w:pPr>
-      <w:r>
-        <w:rPr>
-          <w:rFonts w:ascii="Consolas" w:hAnsi="Consolas"/>
-          <w:sz w:val="19"/>
-        </w:rPr>
-        <w:t>│ (index.html + app.js + styles.css + sw.js)               │</w:t>
-      </w:r>
-    </w:p>
-    <w:p>
-      <w:pPr>
-        <w:pStyle w:val="NoSpacing"/>
-      </w:pPr>
-      <w:r>
-        <w:rPr>
-          <w:rFonts w:ascii="Consolas" w:hAnsi="Consolas"/>
-          <w:sz w:val="19"/>
-        </w:rPr>
-        <w:t>│                                                           │</w:t>
-      </w:r>
-    </w:p>
-    <w:p>
-      <w:pPr>
-        <w:pStyle w:val="NoSpacing"/>
-      </w:pPr>
-      <w:r>
-        <w:rPr>
-          <w:rFonts w:ascii="Consolas" w:hAnsi="Consolas"/>
-          <w:sz w:val="19"/>
-        </w:rPr>
-        <w:t>│ - Chat UX + guided sales flow                             │</w:t>
-      </w:r>
-    </w:p>
-    <w:p>
-      <w:pPr>
-        <w:pStyle w:val="NoSpacing"/>
-      </w:pPr>
-      <w:r>
-        <w:rPr>
-          <w:rFonts w:ascii="Consolas" w:hAnsi="Consolas"/>
-          <w:sz w:val="19"/>
-        </w:rPr>
-        <w:t>│ - Deterministic state machine and step contracts          │</w:t>
-      </w:r>
-    </w:p>
-    <w:p>
-      <w:pPr>
-        <w:pStyle w:val="NoSpacing"/>
-      </w:pPr>
-      <w:r>
-        <w:rPr>
-          <w:rFonts w:ascii="Consolas" w:hAnsi="Consolas"/>
-          <w:sz w:val="19"/>
-        </w:rPr>
-        <w:t>│ - Quote builder, checkout, booking, transcript controls   │</w:t>
-      </w:r>
-    </w:p>
-    <w:p>
-      <w:pPr>
-        <w:pStyle w:val="NoSpacing"/>
-      </w:pPr>
-      <w:r>
-        <w:rPr>
-          <w:rFonts w:ascii="Consolas" w:hAnsi="Consolas"/>
-          <w:sz w:val="19"/>
-        </w:rPr>
-        <w:t>└───────────────────────┬───────────────────────────────────┘</w:t>
-      </w:r>
-    </w:p>
-    <w:p>
-      <w:pPr>
-        <w:pStyle w:val="NoSpacing"/>
-      </w:pPr>
-      <w:r>
-        <w:rPr>
-          <w:rFonts w:ascii="Consolas" w:hAnsi="Consolas"/>
-          <w:sz w:val="19"/>
-        </w:rPr>
-        <w:t>│ HTTP (same origin)</w:t>
-      </w:r>
-    </w:p>
-    <w:p>
-      <w:pPr>
-        <w:pStyle w:val="NoSpacing"/>
-      </w:pPr>
-      <w:r>
-        <w:rPr>
-          <w:rFonts w:ascii="Consolas" w:hAnsi="Consolas"/>
-          <w:sz w:val="19"/>
-        </w:rPr>
-        <w:t>▼</w:t>
-      </w:r>
-    </w:p>
-    <w:p>
-      <w:pPr>
-        <w:pStyle w:val="NoSpacing"/>
-      </w:pPr>
-      <w:r>
-        <w:rPr>
-          <w:rFonts w:ascii="Consolas" w:hAnsi="Consolas"/>
-          <w:sz w:val="19"/>
-        </w:rPr>
-        <w:t>┌───────────────────────────────────────────────────────────┐</w:t>
-      </w:r>
-    </w:p>
-    <w:p>
-      <w:pPr>
-        <w:pStyle w:val="NoSpacing"/>
-      </w:pPr>
-      <w:r>
-        <w:rPr>
-          <w:rFonts w:ascii="Consolas" w:hAnsi="Consolas"/>
-          <w:sz w:val="19"/>
-        </w:rPr>
-        <w:t>│ Node API Server (server.mjs)                             │</w:t>
-      </w:r>
-    </w:p>
-    <w:p>
-      <w:pPr>
-        <w:pStyle w:val="NoSpacing"/>
-      </w:pPr>
-      <w:r>
-        <w:rPr>
-          <w:rFonts w:ascii="Consolas" w:hAnsi="Consolas"/>
-          <w:sz w:val="19"/>
-        </w:rPr>
-        <w:t>│ Port: 3000 (default)                                     │</w:t>
-      </w:r>
-    </w:p>
-    <w:p>
-      <w:pPr>
-        <w:pStyle w:val="NoSpacing"/>
-      </w:pPr>
-      <w:r>
-        <w:rPr>
-          <w:rFonts w:ascii="Consolas" w:hAnsi="Consolas"/>
-          <w:sz w:val="19"/>
-        </w:rPr>
-        <w:t>│                                                           │</w:t>
-      </w:r>
-    </w:p>
-    <w:p>
-      <w:pPr>
-        <w:pStyle w:val="NoSpacing"/>
-      </w:pPr>
-      <w:r>
-        <w:rPr>
-          <w:rFonts w:ascii="Consolas" w:hAnsi="Consolas"/>
-          <w:sz w:val="19"/>
-        </w:rPr>
-        <w:t>│ - Static file serving                                    │</w:t>
-      </w:r>
-    </w:p>
-    <w:p>
-      <w:pPr>
-        <w:pStyle w:val="NoSpacing"/>
-      </w:pPr>
-      <w:r>
-        <w:rPr>
-          <w:rFonts w:ascii="Consolas" w:hAnsi="Consolas"/>
-          <w:sz w:val="19"/>
-        </w:rPr>
-        <w:t>│ - /api/intent, /api/chat-assist, /api/llm-health        │</w:t>
-      </w:r>
-    </w:p>
-    <w:p>
-      <w:pPr>
-        <w:pStyle w:val="NoSpacing"/>
-      </w:pPr>
-      <w:r>
-        <w:rPr>
-          <w:rFonts w:ascii="Consolas" w:hAnsi="Consolas"/>
-          <w:sz w:val="19"/>
-        </w:rPr>
-        <w:t>│ - /api/address-lookup, /api/quote-preview               │</w:t>
-      </w:r>
-    </w:p>
-    <w:p>
-      <w:pPr>
-        <w:pStyle w:val="NoSpacing"/>
-      </w:pPr>
-      <w:r>
-        <w:rPr>
-          <w:rFonts w:ascii="Consolas" w:hAnsi="Consolas"/>
-          <w:sz w:val="19"/>
-        </w:rPr>
-        <w:t>│ - /api/handoff-summary, /api/transcript-export          │</w:t>
-      </w:r>
-    </w:p>
-    <w:p>
-      <w:pPr>
-        <w:pStyle w:val="NoSpacing"/>
-      </w:pPr>
-      <w:r>
-        <w:rPr>
-          <w:rFonts w:ascii="Consolas" w:hAnsi="Consolas"/>
-          <w:sz w:val="19"/>
-        </w:rPr>
-        <w:t>│ - /api/install-slots, /api/metrics, /api/log            │</w:t>
-      </w:r>
-    </w:p>
-    <w:p>
-      <w:pPr>
-        <w:pStyle w:val="NoSpacing"/>
-      </w:pPr>
-      <w:r>
-        <w:rPr>
-          <w:rFonts w:ascii="Consolas" w:hAnsi="Consolas"/>
-          <w:sz w:val="19"/>
-        </w:rPr>
-        <w:t>│ - Writes logs to /logs/*.log                            │</w:t>
-      </w:r>
-    </w:p>
-    <w:p>
-      <w:pPr>
-        <w:pStyle w:val="NoSpacing"/>
-      </w:pPr>
-      <w:r>
-        <w:rPr>
-          <w:rFonts w:ascii="Consolas" w:hAnsi="Consolas"/>
-          <w:sz w:val="19"/>
-        </w:rPr>
-        <w:t>└───────────────────────┬───────────────────────────────────┘</w:t>
-      </w:r>
-    </w:p>
-    <w:p>
-      <w:pPr>
-        <w:pStyle w:val="NoSpacing"/>
-      </w:pPr>
-      <w:r>
-        <w:rPr>
-          <w:rFonts w:ascii="Consolas" w:hAnsi="Consolas"/>
-          <w:sz w:val="19"/>
-        </w:rPr>
-        <w:t>│ HTTPS</w:t>
-      </w:r>
-    </w:p>
-    <w:p>
-      <w:pPr>
-        <w:pStyle w:val="NoSpacing"/>
-      </w:pPr>
-      <w:r>
-        <w:rPr>
-          <w:rFonts w:ascii="Consolas" w:hAnsi="Consolas"/>
-          <w:sz w:val="19"/>
-        </w:rPr>
-        <w:t>▼</w:t>
-      </w:r>
-    </w:p>
-    <w:p>
-      <w:pPr>
-        <w:pStyle w:val="NoSpacing"/>
-      </w:pPr>
-      <w:r>
-        <w:rPr>
-          <w:rFonts w:ascii="Consolas" w:hAnsi="Consolas"/>
-          <w:sz w:val="19"/>
-        </w:rPr>
-        <w:t>┌───────────────────────────────────────────────────────────┐</w:t>
-      </w:r>
-    </w:p>
-    <w:p>
-      <w:pPr>
-        <w:pStyle w:val="NoSpacing"/>
-      </w:pPr>
-      <w:r>
-        <w:rPr>
-          <w:rFonts w:ascii="Consolas" w:hAnsi="Consolas"/>
-          <w:sz w:val="19"/>
-        </w:rPr>
-        <w:t>│ External Services                                         │</w:t>
-      </w:r>
-    </w:p>
-    <w:p>
-      <w:pPr>
-        <w:pStyle w:val="NoSpacing"/>
-      </w:pPr>
-      <w:r>
-        <w:rPr>
-          <w:rFonts w:ascii="Consolas" w:hAnsi="Consolas"/>
-          <w:sz w:val="19"/>
-        </w:rPr>
-        <w:t>│ - OpenAI Responses API (assist + intent)                 │</w:t>
-      </w:r>
-    </w:p>
-    <w:p>
-      <w:pPr>
-        <w:pStyle w:val="NoSpacing"/>
-      </w:pPr>
-      <w:r>
-        <w:rPr>
-          <w:rFonts w:ascii="Consolas" w:hAnsi="Consolas"/>
-          <w:sz w:val="19"/>
-        </w:rPr>
-        <w:t>│ - Optional Google Places API (address provider mode)     │</w:t>
-      </w:r>
-    </w:p>
-    <w:p>
-      <w:pPr>
-        <w:pStyle w:val="NoSpacing"/>
-      </w:pPr>
-      <w:r>
-        <w:rPr>
-          <w:rFonts w:ascii="Consolas" w:hAnsi="Consolas"/>
-          <w:sz w:val="19"/>
-        </w:rPr>
-        <w:t>└───────────────────────────────────────────────────────────┘</w:t>
-      </w:r>
-    </w:p>
-    <w:p>
-      <w:pPr>
-        <w:pStyle w:val="Heading2"/>
-        <w:spacing w:before="160" w:after="80"/>
-      </w:pPr>
-      <w:r>
-        <w:rPr>
-          <w:color w:val="00366D"/>
+          <w:b w:val="0"/>
+          <w:i w:val="0"/>
         </w:rPr>
         <w:t>Deployment Model</w:t>
       </w:r>
     </w:p>
     <w:p>
-      <w:pPr>
-        <w:spacing w:after="100" w:line="276" w:lineRule="auto"/>
-      </w:pPr>
       <w:r>
-        <w:t>Current mode is local/prototype deployment:</w:t>
+        <w:rPr>
+          <w:b w:val="0"/>
+          <w:i w:val="0"/>
+        </w:rPr>
+        <w:t xml:space="preserve">Current mode is </w:t>
+      </w:r>
+      <w:r>
+        <w:rPr>
+          <w:b/>
+          <w:i w:val="0"/>
+        </w:rPr>
+        <w:t>local/prototype deployment</w:t>
+      </w:r>
+      <w:r>
+        <w:rPr>
+          <w:b w:val="0"/>
+          <w:i w:val="0"/>
+        </w:rPr>
+        <w:t>:</w:t>
+        <w:br/>
+        <w:t xml:space="preserve">- Start with </w:t>
+      </w:r>
+      <w:r>
+        <w:rPr>
+          <w:rFonts w:ascii="Courier New" w:hAnsi="Courier New"/>
+          <w:b w:val="0"/>
+          <w:i w:val="0"/>
+        </w:rPr>
+        <w:t>node server.mjs</w:t>
+      </w:r>
+      <w:r>
+        <w:rPr>
+          <w:b w:val="0"/>
+          <w:i w:val="0"/>
+        </w:rPr>
+        <w:t>.</w:t>
+        <w:br/>
+        <w:t>- Static assets and APIs are hosted by the same Node process.</w:t>
+        <w:br/>
+        <w:t xml:space="preserve">- Logs are file-based under </w:t>
+      </w:r>
+      <w:r>
+        <w:rPr>
+          <w:rFonts w:ascii="Courier New" w:hAnsi="Courier New"/>
+          <w:b w:val="0"/>
+          <w:i w:val="0"/>
+        </w:rPr>
+        <w:t>logs/</w:t>
+      </w:r>
+      <w:r>
+        <w:rPr>
+          <w:b w:val="0"/>
+          <w:i w:val="0"/>
+        </w:rPr>
+        <w:t>.</w:t>
+        <w:br/>
+        <w:t xml:space="preserve">- Runtime configuration comes from </w:t>
+      </w:r>
+      <w:r>
+        <w:rPr>
+          <w:rFonts w:ascii="Courier New" w:hAnsi="Courier New"/>
+          <w:b w:val="0"/>
+          <w:i w:val="0"/>
+        </w:rPr>
+        <w:t>.env.local</w:t>
+      </w:r>
+      <w:r>
+        <w:rPr>
+          <w:b w:val="0"/>
+          <w:i w:val="0"/>
+        </w:rPr>
+        <w:t xml:space="preserve"> (or shell env vars).</w:t>
       </w:r>
     </w:p>
     <w:p>
-      <w:pPr>
-        <w:pStyle w:val="ListBullet"/>
-        <w:spacing w:after="40"/>
-      </w:pPr>
       <w:r>
-        <w:t>Start with node server.mjs.</w:t>
+        <w:rPr>
+          <w:b w:val="0"/>
+          <w:i w:val="0"/>
+        </w:rPr>
+        <w:t>No container manifests are committed in this repo at present.</w:t>
+      </w:r>
+      <w:r>
+        <w:br/>
+      </w:r>
+      <w:r>
+        <w:rPr>
+          <w:b w:val="0"/>
+          <w:i w:val="0"/>
+        </w:rPr>
+        <w:br/>
+        <w:t xml:space="preserve">Production guidance in </w:t>
+      </w:r>
+      <w:r>
+        <w:rPr>
+          <w:rFonts w:ascii="Courier New" w:hAnsi="Courier New"/>
+          <w:b w:val="0"/>
+          <w:i w:val="0"/>
+        </w:rPr>
+        <w:t>README.md</w:t>
+      </w:r>
+      <w:r>
+        <w:rPr>
+          <w:b w:val="0"/>
+          <w:i w:val="0"/>
+        </w:rPr>
+        <w:t xml:space="preserve"> recommends adding:</w:t>
+        <w:br/>
+        <w:t>- process manager (PM2/systemd),</w:t>
+        <w:br/>
+        <w:t>- TLS termination,</w:t>
+        <w:br/>
+        <w:t>- secret management,</w:t>
+        <w:br/>
+        <w:t>- log shipping and retention policy.</w:t>
       </w:r>
     </w:p>
-    <w:p>
-      <w:pPr>
-        <w:pStyle w:val="ListBullet"/>
-        <w:spacing w:after="40"/>
-      </w:pPr>
-      <w:r>
-        <w:t>Static assets and APIs are hosted by the same Node process.</w:t>
-      </w:r>
-    </w:p>
-    <w:p>
-      <w:pPr>
-        <w:pStyle w:val="ListBullet"/>
-        <w:spacing w:after="40"/>
-      </w:pPr>
-      <w:r>
-        <w:t>Logs are file-based under logs/.</w:t>
-      </w:r>
-    </w:p>
-    <w:p>
-      <w:pPr>
-        <w:pStyle w:val="ListBullet"/>
-        <w:spacing w:after="40"/>
-      </w:pPr>
-      <w:r>
-        <w:t>Runtime configuration comes from .env.local (or shell env vars).</w:t>
-      </w:r>
-    </w:p>
-    <w:p>
-      <w:pPr>
-        <w:spacing w:after="100" w:line="276" w:lineRule="auto"/>
-      </w:pPr>
-      <w:r>
-        <w:t>No container manifests are committed in this repo at present.</w:t>
-      </w:r>
-    </w:p>
-    <w:p>
-      <w:pPr>
-        <w:spacing w:after="100" w:line="276" w:lineRule="auto"/>
-      </w:pPr>
-      <w:r>
-        <w:t>Production guidance in README.md recommends adding:</w:t>
-      </w:r>
-    </w:p>
-    <w:p>
-      <w:pPr>
-        <w:pStyle w:val="ListBullet"/>
-        <w:spacing w:after="40"/>
-      </w:pPr>
-      <w:r>
-        <w:t>process manager (PM2/systemd),</w:t>
-      </w:r>
-    </w:p>
-    <w:p>
-      <w:pPr>
-        <w:pStyle w:val="ListBullet"/>
-        <w:spacing w:after="40"/>
-      </w:pPr>
-      <w:r>
-        <w:t>TLS termination,</w:t>
-      </w:r>
-    </w:p>
-    <w:p>
-      <w:pPr>
-        <w:pStyle w:val="ListBullet"/>
-        <w:spacing w:after="40"/>
-      </w:pPr>
-      <w:r>
-        <w:t>secret management,</w:t>
-      </w:r>
-    </w:p>
-    <w:p>
-      <w:pPr>
-        <w:pStyle w:val="ListBullet"/>
-        <w:spacing w:after="40"/>
-      </w:pPr>
-      <w:r>
-        <w:t>log shipping and retention policy.</w:t>
-      </w:r>
-    </w:p>
+    <w:p/>
     <w:p>
       <w:pPr>
         <w:pStyle w:val="Heading2"/>
-        <w:spacing w:before="160" w:after="80"/>
       </w:pPr>
       <w:r>
         <w:rPr>
-          <w:color w:val="00366D"/>
+          <w:b w:val="0"/>
+          <w:i w:val="0"/>
         </w:rPr>
         <w:t>Core Stack</w:t>
       </w:r>
@@ -604,21 +509,25 @@
         <w:tblLook w:firstColumn="1" w:firstRow="1" w:lastColumn="0" w:lastRow="0" w:noHBand="0" w:noVBand="1" w:val="04A0"/>
       </w:tblPr>
       <w:tblGrid>
-        <w:gridCol w:w="3216"/>
-        <w:gridCol w:w="3216"/>
-        <w:gridCol w:w="3216"/>
+        <w:gridCol w:w="2880"/>
+        <w:gridCol w:w="2880"/>
+        <w:gridCol w:w="2880"/>
       </w:tblGrid>
       <w:tr>
         <w:tc>
           <w:tcPr>
-            <w:tcW w:type="dxa" w:w="3216"/>
-            <w:shd w:val="clear" w:color="auto" w:fill="EAF1FB"/>
+            <w:tcW w:type="dxa" w:w="2880"/>
           </w:tcPr>
           <w:p>
             <w:r>
               <w:rPr>
                 <w:b/>
-                <w:color w:val="00366D"/>
+              </w:rPr>
+            </w:r>
+            <w:r>
+              <w:rPr>
+                <w:b/>
+                <w:i w:val="0"/>
               </w:rPr>
               <w:t>Layer</w:t>
             </w:r>
@@ -626,14 +535,18 @@
         </w:tc>
         <w:tc>
           <w:tcPr>
-            <w:tcW w:type="dxa" w:w="3216"/>
-            <w:shd w:val="clear" w:color="auto" w:fill="EAF1FB"/>
+            <w:tcW w:type="dxa" w:w="2880"/>
           </w:tcPr>
           <w:p>
             <w:r>
               <w:rPr>
                 <w:b/>
-                <w:color w:val="00366D"/>
+              </w:rPr>
+            </w:r>
+            <w:r>
+              <w:rPr>
+                <w:b/>
+                <w:i w:val="0"/>
               </w:rPr>
               <w:t>Technology</w:t>
             </w:r>
@@ -641,14 +554,18 @@
         </w:tc>
         <w:tc>
           <w:tcPr>
-            <w:tcW w:type="dxa" w:w="3216"/>
-            <w:shd w:val="clear" w:color="auto" w:fill="EAF1FB"/>
+            <w:tcW w:type="dxa" w:w="2880"/>
           </w:tcPr>
           <w:p>
             <w:r>
               <w:rPr>
                 <w:b/>
-                <w:color w:val="00366D"/>
+              </w:rPr>
+            </w:r>
+            <w:r>
+              <w:rPr>
+                <w:b/>
+                <w:i w:val="0"/>
               </w:rPr>
               <w:t>Purpose</w:t>
             </w:r>
@@ -658,30 +575,45 @@
       <w:tr>
         <w:tc>
           <w:tcPr>
-            <w:tcW w:type="dxa" w:w="3216"/>
+            <w:tcW w:type="dxa" w:w="2880"/>
           </w:tcPr>
           <w:p>
+            <w:r/>
             <w:r>
+              <w:rPr>
+                <w:b w:val="0"/>
+                <w:i w:val="0"/>
+              </w:rPr>
               <w:t>Language</w:t>
             </w:r>
           </w:p>
         </w:tc>
         <w:tc>
           <w:tcPr>
-            <w:tcW w:type="dxa" w:w="3216"/>
+            <w:tcW w:type="dxa" w:w="2880"/>
           </w:tcPr>
           <w:p>
+            <w:r/>
             <w:r>
+              <w:rPr>
+                <w:b w:val="0"/>
+                <w:i w:val="0"/>
+              </w:rPr>
               <w:t>JavaScript (Node + Browser)</w:t>
             </w:r>
           </w:p>
         </w:tc>
         <w:tc>
           <w:tcPr>
-            <w:tcW w:type="dxa" w:w="3216"/>
+            <w:tcW w:type="dxa" w:w="2880"/>
           </w:tcPr>
           <w:p>
+            <w:r/>
             <w:r>
+              <w:rPr>
+                <w:b w:val="0"/>
+                <w:i w:val="0"/>
+              </w:rPr>
               <w:t>End-to-end implementation</w:t>
             </w:r>
           </w:p>
@@ -690,30 +622,45 @@
       <w:tr>
         <w:tc>
           <w:tcPr>
-            <w:tcW w:type="dxa" w:w="3216"/>
+            <w:tcW w:type="dxa" w:w="2880"/>
           </w:tcPr>
           <w:p>
+            <w:r/>
             <w:r>
+              <w:rPr>
+                <w:b w:val="0"/>
+                <w:i w:val="0"/>
+              </w:rPr>
               <w:t>Frontend</w:t>
             </w:r>
           </w:p>
         </w:tc>
         <w:tc>
           <w:tcPr>
-            <w:tcW w:type="dxa" w:w="3216"/>
+            <w:tcW w:type="dxa" w:w="2880"/>
           </w:tcPr>
           <w:p>
+            <w:r/>
             <w:r>
+              <w:rPr>
+                <w:b w:val="0"/>
+                <w:i w:val="0"/>
+              </w:rPr>
               <w:t>Vanilla HTML/CSS/JS</w:t>
             </w:r>
           </w:p>
         </w:tc>
         <w:tc>
           <w:tcPr>
-            <w:tcW w:type="dxa" w:w="3216"/>
+            <w:tcW w:type="dxa" w:w="2880"/>
           </w:tcPr>
           <w:p>
+            <w:r/>
             <w:r>
+              <w:rPr>
+                <w:b w:val="0"/>
+                <w:i w:val="0"/>
+              </w:rPr>
               <w:t>Chat UI, flow orchestration, checkout UX</w:t>
             </w:r>
           </w:p>
@@ -722,30 +669,60 @@
       <w:tr>
         <w:tc>
           <w:tcPr>
-            <w:tcW w:type="dxa" w:w="3216"/>
+            <w:tcW w:type="dxa" w:w="2880"/>
           </w:tcPr>
           <w:p>
+            <w:r/>
             <w:r>
+              <w:rPr>
+                <w:b w:val="0"/>
+                <w:i w:val="0"/>
+              </w:rPr>
               <w:t>Backend</w:t>
             </w:r>
           </w:p>
         </w:tc>
         <w:tc>
           <w:tcPr>
-            <w:tcW w:type="dxa" w:w="3216"/>
+            <w:tcW w:type="dxa" w:w="2880"/>
           </w:tcPr>
           <w:p>
+            <w:r/>
             <w:r>
-              <w:t>Node HTTP server (node:http)</w:t>
+              <w:rPr>
+                <w:b w:val="0"/>
+                <w:i w:val="0"/>
+              </w:rPr>
+              <w:t>Node HTTP server (</w:t>
+            </w:r>
+            <w:r>
+              <w:rPr>
+                <w:rFonts w:ascii="Courier New" w:hAnsi="Courier New"/>
+                <w:b w:val="0"/>
+                <w:i w:val="0"/>
+              </w:rPr>
+              <w:t>node:http</w:t>
+            </w:r>
+            <w:r>
+              <w:rPr>
+                <w:b w:val="0"/>
+                <w:i w:val="0"/>
+              </w:rPr>
+              <w:t>)</w:t>
             </w:r>
           </w:p>
         </w:tc>
         <w:tc>
           <w:tcPr>
-            <w:tcW w:type="dxa" w:w="3216"/>
+            <w:tcW w:type="dxa" w:w="2880"/>
           </w:tcPr>
           <w:p>
+            <w:r/>
             <w:r>
+              <w:rPr>
+                <w:b w:val="0"/>
+                <w:i w:val="0"/>
+              </w:rPr>
               <w:t>API endpoints + static hosting</w:t>
             </w:r>
           </w:p>
@@ -754,30 +731,45 @@
       <w:tr>
         <w:tc>
           <w:tcPr>
-            <w:tcW w:type="dxa" w:w="3216"/>
+            <w:tcW w:type="dxa" w:w="2880"/>
           </w:tcPr>
           <w:p>
+            <w:r/>
             <w:r>
+              <w:rPr>
+                <w:b w:val="0"/>
+                <w:i w:val="0"/>
+              </w:rPr>
               <w:t>LLM Integration</w:t>
             </w:r>
           </w:p>
         </w:tc>
         <w:tc>
           <w:tcPr>
-            <w:tcW w:type="dxa" w:w="3216"/>
+            <w:tcW w:type="dxa" w:w="2880"/>
           </w:tcPr>
           <w:p>
+            <w:r/>
             <w:r>
+              <w:rPr>
+                <w:b w:val="0"/>
+                <w:i w:val="0"/>
+              </w:rPr>
               <w:t>OpenAI Responses API</w:t>
             </w:r>
           </w:p>
         </w:tc>
         <w:tc>
           <w:tcPr>
-            <w:tcW w:type="dxa" w:w="3216"/>
+            <w:tcW w:type="dxa" w:w="2880"/>
           </w:tcPr>
           <w:p>
+            <w:r/>
             <w:r>
+              <w:rPr>
+                <w:b w:val="0"/>
+                <w:i w:val="0"/>
+              </w:rPr>
               <w:t>Assistive language + intent extraction</w:t>
             </w:r>
           </w:p>
@@ -786,31 +778,84 @@
       <w:tr>
         <w:tc>
           <w:tcPr>
-            <w:tcW w:type="dxa" w:w="3216"/>
+            <w:tcW w:type="dxa" w:w="2880"/>
           </w:tcPr>
           <w:p>
+            <w:r/>
             <w:r>
-              <w:t>Address Search</w:t>
+              <w:rPr>
+                <w:b w:val="0"/>
+                <w:i w:val="0"/>
+              </w:rPr>
+              <w:t>Address + Finder</w:t>
             </w:r>
           </w:p>
         </w:tc>
         <w:tc>
           <w:tcPr>
-            <w:tcW w:type="dxa" w:w="3216"/>
+            <w:tcW w:type="dxa" w:w="2880"/>
           </w:tcPr>
           <w:p>
+            <w:r/>
             <w:r>
-              <w:t>mock / google / hybrid provider modes</w:t>
+              <w:rPr>
+                <w:rFonts w:ascii="Courier New" w:hAnsi="Courier New"/>
+                <w:b w:val="0"/>
+                <w:i w:val="0"/>
+              </w:rPr>
+              <w:t>mock</w:t>
+            </w:r>
+            <w:r>
+              <w:rPr>
+                <w:b w:val="0"/>
+                <w:i w:val="0"/>
+              </w:rPr>
+              <w:t xml:space="preserve"> / </w:t>
+            </w:r>
+            <w:r>
+              <w:rPr>
+                <w:rFonts w:ascii="Courier New" w:hAnsi="Courier New"/>
+                <w:b w:val="0"/>
+                <w:i w:val="0"/>
+              </w:rPr>
+              <w:t>google</w:t>
+            </w:r>
+            <w:r>
+              <w:rPr>
+                <w:b w:val="0"/>
+                <w:i w:val="0"/>
+              </w:rPr>
+              <w:t xml:space="preserve"> / </w:t>
+            </w:r>
+            <w:r>
+              <w:rPr>
+                <w:rFonts w:ascii="Courier New" w:hAnsi="Courier New"/>
+                <w:b w:val="0"/>
+                <w:i w:val="0"/>
+              </w:rPr>
+              <w:t>hybrid</w:t>
+            </w:r>
+            <w:r>
+              <w:rPr>
+                <w:b w:val="0"/>
+                <w:i w:val="0"/>
+              </w:rPr>
+              <w:t xml:space="preserve"> + Overpass fallback</w:t>
             </w:r>
           </w:p>
         </w:tc>
         <w:tc>
           <w:tcPr>
-            <w:tcW w:type="dxa" w:w="3216"/>
+            <w:tcW w:type="dxa" w:w="2880"/>
           </w:tcPr>
           <w:p>
+            <w:r/>
             <w:r>
-              <w:t>Typeahead and address suggestions</w:t>
+              <w:rPr>
+                <w:b w:val="0"/>
+                <w:i w:val="0"/>
+              </w:rPr>
+              <w:t>Typeahead and nearby store discovery</w:t>
             </w:r>
           </w:p>
         </w:tc>
@@ -818,30 +863,216 @@
       <w:tr>
         <w:tc>
           <w:tcPr>
-            <w:tcW w:type="dxa" w:w="3216"/>
+            <w:tcW w:type="dxa" w:w="2880"/>
           </w:tcPr>
           <w:p>
+            <w:r/>
             <w:r>
+              <w:rPr>
+                <w:b w:val="0"/>
+                <w:i w:val="0"/>
+              </w:rPr>
+              <w:t>Automation</w:t>
+            </w:r>
+          </w:p>
+        </w:tc>
+        <w:tc>
+          <w:tcPr>
+            <w:tcW w:type="dxa" w:w="2880"/>
+          </w:tcPr>
+          <w:p>
+            <w:r/>
+            <w:r>
+              <w:rPr>
+                <w:b w:val="0"/>
+                <w:i w:val="0"/>
+              </w:rPr>
+              <w:t>Webhook integration (</w:t>
+            </w:r>
+            <w:r>
+              <w:rPr>
+                <w:rFonts w:ascii="Courier New" w:hAnsi="Courier New"/>
+                <w:b w:val="0"/>
+                <w:i w:val="0"/>
+              </w:rPr>
+              <w:t>N8N_WEBHOOK_URL</w:t>
+            </w:r>
+            <w:r>
+              <w:rPr>
+                <w:b w:val="0"/>
+                <w:i w:val="0"/>
+              </w:rPr>
+              <w:t>)</w:t>
+            </w:r>
+          </w:p>
+        </w:tc>
+        <w:tc>
+          <w:tcPr>
+            <w:tcW w:type="dxa" w:w="2880"/>
+          </w:tcPr>
+          <w:p>
+            <w:r/>
+            <w:r>
+              <w:rPr>
+                <w:b w:val="0"/>
+                <w:i w:val="0"/>
+              </w:rPr>
+              <w:t>Post-intake trigger handoff</w:t>
+            </w:r>
+          </w:p>
+        </w:tc>
+      </w:tr>
+      <w:tr>
+        <w:tc>
+          <w:tcPr>
+            <w:tcW w:type="dxa" w:w="2880"/>
+          </w:tcPr>
+          <w:p>
+            <w:r/>
+            <w:r>
+              <w:rPr>
+                <w:b w:val="0"/>
+                <w:i w:val="0"/>
+              </w:rPr>
+              <w:t>Streaming</w:t>
+            </w:r>
+          </w:p>
+        </w:tc>
+        <w:tc>
+          <w:tcPr>
+            <w:tcW w:type="dxa" w:w="2880"/>
+          </w:tcPr>
+          <w:p>
+            <w:r/>
+            <w:r>
+              <w:rPr>
+                <w:b w:val="0"/>
+                <w:i w:val="0"/>
+              </w:rPr>
+              <w:t>Server-Sent Events (SSE)</w:t>
+            </w:r>
+          </w:p>
+        </w:tc>
+        <w:tc>
+          <w:tcPr>
+            <w:tcW w:type="dxa" w:w="2880"/>
+          </w:tcPr>
+          <w:p>
+            <w:r/>
+            <w:r>
+              <w:rPr>
+                <w:b w:val="0"/>
+                <w:i w:val="0"/>
+              </w:rPr>
+              <w:t>Incremental assist response delivery</w:t>
+            </w:r>
+          </w:p>
+        </w:tc>
+      </w:tr>
+      <w:tr>
+        <w:tc>
+          <w:tcPr>
+            <w:tcW w:type="dxa" w:w="2880"/>
+          </w:tcPr>
+          <w:p>
+            <w:r/>
+            <w:r>
+              <w:rPr>
+                <w:b w:val="0"/>
+                <w:i w:val="0"/>
+              </w:rPr>
+              <w:t>Agentic Routing</w:t>
+            </w:r>
+          </w:p>
+        </w:tc>
+        <w:tc>
+          <w:tcPr>
+            <w:tcW w:type="dxa" w:w="2880"/>
+          </w:tcPr>
+          <w:p>
+            <w:r/>
+            <w:r>
+              <w:rPr>
+                <w:b w:val="0"/>
+                <w:i w:val="0"/>
+              </w:rPr>
+              <w:t>Deterministic tool router (</w:t>
+            </w:r>
+            <w:r>
+              <w:rPr>
+                <w:rFonts w:ascii="Courier New" w:hAnsi="Courier New"/>
+                <w:b w:val="0"/>
+                <w:i w:val="0"/>
+              </w:rPr>
+              <w:t>shared/agent-router-utils.mjs</w:t>
+            </w:r>
+            <w:r>
+              <w:rPr>
+                <w:b w:val="0"/>
+                <w:i w:val="0"/>
+              </w:rPr>
+              <w:t>)</w:t>
+            </w:r>
+          </w:p>
+        </w:tc>
+        <w:tc>
+          <w:tcPr>
+            <w:tcW w:type="dxa" w:w="2880"/>
+          </w:tcPr>
+          <w:p>
+            <w:r/>
+            <w:r>
+              <w:rPr>
+                <w:b w:val="0"/>
+                <w:i w:val="0"/>
+              </w:rPr>
+              <w:t>Tool hints for intent/assist/finder/webhook</w:t>
+            </w:r>
+          </w:p>
+        </w:tc>
+      </w:tr>
+      <w:tr>
+        <w:tc>
+          <w:tcPr>
+            <w:tcW w:type="dxa" w:w="2880"/>
+          </w:tcPr>
+          <w:p>
+            <w:r/>
+            <w:r>
+              <w:rPr>
+                <w:b w:val="0"/>
+                <w:i w:val="0"/>
+              </w:rPr>
               <w:t>State Management</w:t>
             </w:r>
           </w:p>
         </w:tc>
         <w:tc>
           <w:tcPr>
-            <w:tcW w:type="dxa" w:w="3216"/>
+            <w:tcW w:type="dxa" w:w="2880"/>
           </w:tcPr>
           <w:p>
+            <w:r/>
             <w:r>
+              <w:rPr>
+                <w:b w:val="0"/>
+                <w:i w:val="0"/>
+              </w:rPr>
               <w:t>In-memory context in browser session</w:t>
             </w:r>
           </w:p>
         </w:tc>
         <w:tc>
           <w:tcPr>
-            <w:tcW w:type="dxa" w:w="3216"/>
+            <w:tcW w:type="dxa" w:w="2880"/>
           </w:tcPr>
           <w:p>
+            <w:r/>
             <w:r>
+              <w:rPr>
+                <w:b w:val="0"/>
+                <w:i w:val="0"/>
+              </w:rPr>
               <w:t>Flow progression and checkout context</w:t>
             </w:r>
           </w:p>
@@ -850,30 +1081,60 @@
       <w:tr>
         <w:tc>
           <w:tcPr>
-            <w:tcW w:type="dxa" w:w="3216"/>
+            <w:tcW w:type="dxa" w:w="2880"/>
           </w:tcPr>
           <w:p>
+            <w:r/>
             <w:r>
+              <w:rPr>
+                <w:b w:val="0"/>
+                <w:i w:val="0"/>
+              </w:rPr>
               <w:t>Persistence</w:t>
             </w:r>
           </w:p>
         </w:tc>
         <w:tc>
           <w:tcPr>
-            <w:tcW w:type="dxa" w:w="3216"/>
+            <w:tcW w:type="dxa" w:w="2880"/>
           </w:tcPr>
           <w:p>
+            <w:r/>
             <w:r>
-              <w:t>JSON line logs (logs/*.log)</w:t>
+              <w:rPr>
+                <w:b w:val="0"/>
+                <w:i w:val="0"/>
+              </w:rPr>
+              <w:t>JSON line logs (</w:t>
+            </w:r>
+            <w:r>
+              <w:rPr>
+                <w:rFonts w:ascii="Courier New" w:hAnsi="Courier New"/>
+                <w:b w:val="0"/>
+                <w:i w:val="0"/>
+              </w:rPr>
+              <w:t>logs/*.log</w:t>
+            </w:r>
+            <w:r>
+              <w:rPr>
+                <w:b w:val="0"/>
+                <w:i w:val="0"/>
+              </w:rPr>
+              <w:t>)</w:t>
             </w:r>
           </w:p>
         </w:tc>
         <w:tc>
           <w:tcPr>
-            <w:tcW w:type="dxa" w:w="3216"/>
+            <w:tcW w:type="dxa" w:w="2880"/>
           </w:tcPr>
           <w:p>
+            <w:r/>
             <w:r>
+              <w:rPr>
+                <w:b w:val="0"/>
+                <w:i w:val="0"/>
+              </w:rPr>
               <w:t>Event, error, QA, and LLM usage tracking</w:t>
             </w:r>
           </w:p>
@@ -882,30 +1143,108 @@
       <w:tr>
         <w:tc>
           <w:tcPr>
-            <w:tcW w:type="dxa" w:w="3216"/>
+            <w:tcW w:type="dxa" w:w="2880"/>
           </w:tcPr>
           <w:p>
+            <w:r/>
             <w:r>
+              <w:rPr>
+                <w:b w:val="0"/>
+                <w:i w:val="0"/>
+              </w:rPr>
+              <w:t>Observability</w:t>
+            </w:r>
+          </w:p>
+        </w:tc>
+        <w:tc>
+          <w:tcPr>
+            <w:tcW w:type="dxa" w:w="2880"/>
+          </w:tcPr>
+          <w:p>
+            <w:r/>
+            <w:r>
+              <w:rPr>
+                <w:b w:val="0"/>
+                <w:i w:val="0"/>
+              </w:rPr>
+              <w:t>Trace utility + optional endpoint forwarding</w:t>
+            </w:r>
+          </w:p>
+        </w:tc>
+        <w:tc>
+          <w:tcPr>
+            <w:tcW w:type="dxa" w:w="2880"/>
+          </w:tcPr>
+          <w:p>
+            <w:r/>
+            <w:r>
+              <w:rPr>
+                <w:b w:val="0"/>
+                <w:i w:val="0"/>
+              </w:rPr>
+              <w:t>Correlate request lifecycle by trace ID</w:t>
+            </w:r>
+          </w:p>
+        </w:tc>
+      </w:tr>
+      <w:tr>
+        <w:tc>
+          <w:tcPr>
+            <w:tcW w:type="dxa" w:w="2880"/>
+          </w:tcPr>
+          <w:p>
+            <w:r/>
+            <w:r>
+              <w:rPr>
+                <w:b w:val="0"/>
+                <w:i w:val="0"/>
+              </w:rPr>
               <w:t>Analytics</w:t>
             </w:r>
           </w:p>
         </w:tc>
         <w:tc>
           <w:tcPr>
-            <w:tcW w:type="dxa" w:w="3216"/>
+            <w:tcW w:type="dxa" w:w="2880"/>
           </w:tcPr>
           <w:p>
+            <w:r/>
             <w:r>
-              <w:t>shared/metrics-utils.mjs + /api/metrics</w:t>
+              <w:rPr>
+                <w:rFonts w:ascii="Courier New" w:hAnsi="Courier New"/>
+                <w:b w:val="0"/>
+                <w:i w:val="0"/>
+              </w:rPr>
+              <w:t>shared/metrics-utils.mjs</w:t>
+            </w:r>
+            <w:r>
+              <w:rPr>
+                <w:b w:val="0"/>
+                <w:i w:val="0"/>
+              </w:rPr>
+              <w:t xml:space="preserve"> + </w:t>
+            </w:r>
+            <w:r>
+              <w:rPr>
+                <w:rFonts w:ascii="Courier New" w:hAnsi="Courier New"/>
+                <w:b w:val="0"/>
+                <w:i w:val="0"/>
+              </w:rPr>
+              <w:t>/api/metrics</w:t>
             </w:r>
           </w:p>
         </w:tc>
         <w:tc>
           <w:tcPr>
-            <w:tcW w:type="dxa" w:w="3216"/>
+            <w:tcW w:type="dxa" w:w="2880"/>
           </w:tcPr>
           <w:p>
+            <w:r/>
             <w:r>
+              <w:rPr>
+                <w:b w:val="0"/>
+                <w:i w:val="0"/>
+              </w:rPr>
               <w:t>KPI/SLA/session rollups</w:t>
             </w:r>
           </w:p>
@@ -914,44 +1253,75 @@
       <w:tr>
         <w:tc>
           <w:tcPr>
-            <w:tcW w:type="dxa" w:w="3216"/>
+            <w:tcW w:type="dxa" w:w="2880"/>
           </w:tcPr>
           <w:p>
+            <w:r/>
             <w:r>
+              <w:rPr>
+                <w:b w:val="0"/>
+                <w:i w:val="0"/>
+              </w:rPr>
               <w:t>Testing</w:t>
             </w:r>
           </w:p>
         </w:tc>
         <w:tc>
           <w:tcPr>
-            <w:tcW w:type="dxa" w:w="3216"/>
+            <w:tcW w:type="dxa" w:w="2880"/>
           </w:tcPr>
           <w:p>
+            <w:r/>
             <w:r>
-              <w:t>Node test runner (node --test)</w:t>
+              <w:rPr>
+                <w:b w:val="0"/>
+                <w:i w:val="0"/>
+              </w:rPr>
+              <w:t>Node test runner (</w:t>
+            </w:r>
+            <w:r>
+              <w:rPr>
+                <w:rFonts w:ascii="Courier New" w:hAnsi="Courier New"/>
+                <w:b w:val="0"/>
+                <w:i w:val="0"/>
+              </w:rPr>
+              <w:t>node --test</w:t>
+            </w:r>
+            <w:r>
+              <w:rPr>
+                <w:b w:val="0"/>
+                <w:i w:val="0"/>
+              </w:rPr>
+              <w:t>)</w:t>
             </w:r>
           </w:p>
         </w:tc>
         <w:tc>
           <w:tcPr>
-            <w:tcW w:type="dxa" w:w="3216"/>
+            <w:tcW w:type="dxa" w:w="2880"/>
           </w:tcPr>
           <w:p>
+            <w:r/>
             <w:r>
-              <w:t>76-test regression and utility coverage</w:t>
+              <w:rPr>
+                <w:b w:val="0"/>
+                <w:i w:val="0"/>
+              </w:rPr>
+              <w:t>120-test regression and utility coverage</w:t>
             </w:r>
           </w:p>
         </w:tc>
       </w:tr>
     </w:tbl>
+    <w:p/>
     <w:p>
       <w:pPr>
         <w:pStyle w:val="Heading2"/>
-        <w:spacing w:before="160" w:after="80"/>
       </w:pPr>
       <w:r>
         <w:rPr>
-          <w:color w:val="00366D"/>
+          <w:b w:val="0"/>
+          <w:i w:val="0"/>
         </w:rPr>
         <w:t>Frontend Architecture</w:t>
       </w:r>
@@ -959,95 +1329,185 @@
     <w:p>
       <w:pPr>
         <w:pStyle w:val="Heading3"/>
-        <w:spacing w:before="160" w:after="80"/>
       </w:pPr>
       <w:r>
         <w:rPr>
-          <w:color w:val="2A2A2A"/>
+          <w:b w:val="0"/>
+          <w:i w:val="0"/>
         </w:rPr>
-        <w:t>Main responsibilities (app.js)</w:t>
+        <w:t>Main responsibilities (</w:t>
+      </w:r>
+      <w:r>
+        <w:rPr>
+          <w:rFonts w:ascii="Courier New" w:hAnsi="Courier New"/>
+          <w:b w:val="0"/>
+          <w:i w:val="0"/>
+        </w:rPr>
+        <w:t>app.js</w:t>
+      </w:r>
+      <w:r>
+        <w:rPr>
+          <w:b w:val="0"/>
+          <w:i w:val="0"/>
+        </w:rPr>
+        <w:t>)</w:t>
       </w:r>
     </w:p>
     <w:p>
       <w:pPr>
         <w:pStyle w:val="ListBullet"/>
-        <w:spacing w:after="40"/>
       </w:pPr>
       <w:r>
+        <w:rPr>
+          <w:b w:val="0"/>
+          <w:i w:val="0"/>
+        </w:rPr>
         <w:t>Deterministic flow-step routing and transition control.</w:t>
       </w:r>
     </w:p>
     <w:p>
       <w:pPr>
         <w:pStyle w:val="ListBullet"/>
-        <w:spacing w:after="40"/>
       </w:pPr>
       <w:r>
+        <w:rPr>
+          <w:b w:val="0"/>
+          <w:i w:val="0"/>
+        </w:rPr>
         <w:t>New vs existing customer branching.</w:t>
       </w:r>
     </w:p>
     <w:p>
       <w:pPr>
         <w:pStyle w:val="ListBullet"/>
-        <w:spacing w:after="40"/>
       </w:pPr>
       <w:r>
+        <w:rPr>
+          <w:b w:val="0"/>
+          <w:i w:val="0"/>
+        </w:rPr>
         <w:t>Quote builder preference normalization and deterministic quote application.</w:t>
       </w:r>
     </w:p>
     <w:p>
       <w:pPr>
         <w:pStyle w:val="ListBullet"/>
-        <w:spacing w:after="40"/>
       </w:pPr>
       <w:r>
+        <w:rPr>
+          <w:b w:val="0"/>
+          <w:i w:val="0"/>
+        </w:rPr>
         <w:t>Payment validation flow (card, CVC, postal).</w:t>
       </w:r>
     </w:p>
     <w:p>
       <w:pPr>
         <w:pStyle w:val="ListBullet"/>
-        <w:spacing w:after="40"/>
       </w:pPr>
       <w:r>
+        <w:rPr>
+          <w:b w:val="0"/>
+          <w:i w:val="0"/>
+        </w:rPr>
         <w:t>Shipping selection and order review path.</w:t>
       </w:r>
     </w:p>
     <w:p>
       <w:pPr>
         <w:pStyle w:val="ListBullet"/>
-        <w:spacing w:after="40"/>
       </w:pPr>
       <w:r>
+        <w:rPr>
+          <w:b w:val="0"/>
+          <w:i w:val="0"/>
+        </w:rPr>
         <w:t>Booking and reminder post-order flow.</w:t>
       </w:r>
     </w:p>
     <w:p>
       <w:pPr>
         <w:pStyle w:val="ListBullet"/>
-        <w:spacing w:after="40"/>
       </w:pPr>
       <w:r>
+        <w:rPr>
+          <w:b w:val="0"/>
+          <w:i w:val="0"/>
+        </w:rPr>
         <w:t>LLM status handling and fallback behavior in UI.</w:t>
       </w:r>
     </w:p>
     <w:p>
       <w:pPr>
         <w:pStyle w:val="ListBullet"/>
-        <w:spacing w:after="40"/>
       </w:pPr>
       <w:r>
-        <w:t>KPI dashboard rendering from /api/metrics.</w:t>
+        <w:rPr>
+          <w:b w:val="0"/>
+          <w:i w:val="0"/>
+        </w:rPr>
+        <w:t>Assist streaming consumption and automatic non-stream fallback.</w:t>
+      </w:r>
+    </w:p>
+    <w:p>
+      <w:pPr>
+        <w:pStyle w:val="ListBullet"/>
+      </w:pPr>
+      <w:r>
+        <w:rPr>
+          <w:b w:val="0"/>
+          <w:i w:val="0"/>
+        </w:rPr>
+        <w:t>First-run onboarding walkthrough with replay and dismissal persistence.</w:t>
+      </w:r>
+    </w:p>
+    <w:p>
+      <w:pPr>
+        <w:pStyle w:val="ListBullet"/>
+      </w:pPr>
+      <w:r>
+        <w:rPr>
+          <w:b w:val="0"/>
+          <w:i w:val="0"/>
+        </w:rPr>
+        <w:t>Nearby store finder panel with call/directions/website deep links.</w:t>
+      </w:r>
+    </w:p>
+    <w:p>
+      <w:pPr>
+        <w:pStyle w:val="ListBullet"/>
+      </w:pPr>
+      <w:r>
+        <w:rPr>
+          <w:b w:val="0"/>
+          <w:i w:val="0"/>
+        </w:rPr>
+        <w:t xml:space="preserve">KPI dashboard rendering from </w:t>
+      </w:r>
+      <w:r>
+        <w:rPr>
+          <w:rFonts w:ascii="Courier New" w:hAnsi="Courier New"/>
+          <w:b w:val="0"/>
+          <w:i w:val="0"/>
+        </w:rPr>
+        <w:t>/api/metrics</w:t>
+      </w:r>
+      <w:r>
+        <w:rPr>
+          <w:b w:val="0"/>
+          <w:i w:val="0"/>
+        </w:rPr>
+        <w:t>.</w:t>
       </w:r>
     </w:p>
     <w:p>
       <w:pPr>
         <w:pStyle w:val="Heading3"/>
-        <w:spacing w:before="160" w:after="80"/>
       </w:pPr>
       <w:r>
         <w:rPr>
-          <w:color w:val="2A2A2A"/>
+          <w:b w:val="0"/>
+          <w:i w:val="0"/>
         </w:rPr>
         <w:t>UI assets</w:t>
       </w:r>
@@ -1055,38 +1515,87 @@
     <w:p>
       <w:pPr>
         <w:pStyle w:val="ListBullet"/>
-        <w:spacing w:after="40"/>
       </w:pPr>
       <w:r>
-        <w:t>index.html: site shell, chat widget, dashboards, panels.</w:t>
+        <w:rPr>
+          <w:rFonts w:ascii="Courier New" w:hAnsi="Courier New"/>
+          <w:b w:val="0"/>
+          <w:i w:val="0"/>
+        </w:rPr>
+        <w:t>index.html</w:t>
+      </w:r>
+      <w:r>
+        <w:rPr>
+          <w:b w:val="0"/>
+          <w:i w:val="0"/>
+        </w:rPr>
+        <w:t>: site shell, chat widget, dashboards, panels.</w:t>
       </w:r>
     </w:p>
     <w:p>
       <w:pPr>
         <w:pStyle w:val="ListBullet"/>
-        <w:spacing w:after="40"/>
       </w:pPr>
       <w:r>
-        <w:t>styles.css: design system, responsive layout, dark mode styling.</w:t>
+        <w:rPr>
+          <w:rFonts w:ascii="Courier New" w:hAnsi="Courier New"/>
+          <w:b w:val="0"/>
+          <w:i w:val="0"/>
+        </w:rPr>
+        <w:t>styles.css</w:t>
+      </w:r>
+      <w:r>
+        <w:rPr>
+          <w:b w:val="0"/>
+          <w:i w:val="0"/>
+        </w:rPr>
+        <w:t>: design system, responsive layout, dark mode styling.</w:t>
       </w:r>
     </w:p>
     <w:p>
       <w:pPr>
         <w:pStyle w:val="ListBullet"/>
-        <w:spacing w:after="40"/>
       </w:pPr>
       <w:r>
-        <w:t>sw.js + manifest.webmanifest: PWA support foundations.</w:t>
+        <w:rPr>
+          <w:rFonts w:ascii="Courier New" w:hAnsi="Courier New"/>
+          <w:b w:val="0"/>
+          <w:i w:val="0"/>
+        </w:rPr>
+        <w:t>sw.js</w:t>
+      </w:r>
+      <w:r>
+        <w:rPr>
+          <w:b w:val="0"/>
+          <w:i w:val="0"/>
+        </w:rPr>
+        <w:t xml:space="preserve"> + </w:t>
+      </w:r>
+      <w:r>
+        <w:rPr>
+          <w:rFonts w:ascii="Courier New" w:hAnsi="Courier New"/>
+          <w:b w:val="0"/>
+          <w:i w:val="0"/>
+        </w:rPr>
+        <w:t>manifest.webmanifest</w:t>
+      </w:r>
+      <w:r>
+        <w:rPr>
+          <w:b w:val="0"/>
+          <w:i w:val="0"/>
+        </w:rPr>
+        <w:t>: PWA support foundations.</w:t>
       </w:r>
     </w:p>
+    <w:p/>
     <w:p>
       <w:pPr>
         <w:pStyle w:val="Heading2"/>
-        <w:spacing w:before="160" w:after="80"/>
       </w:pPr>
       <w:r>
         <w:rPr>
-          <w:color w:val="00366D"/>
+          <w:b w:val="0"/>
+          <w:i w:val="0"/>
         </w:rPr>
         <w:t>Backend Architecture</w:t>
       </w:r>
@@ -1094,86 +1603,197 @@
     <w:p>
       <w:pPr>
         <w:pStyle w:val="Heading3"/>
-        <w:spacing w:before="160" w:after="80"/>
       </w:pPr>
       <w:r>
         <w:rPr>
-          <w:color w:val="2A2A2A"/>
+          <w:b w:val="0"/>
+          <w:i w:val="0"/>
         </w:rPr>
-        <w:t>Server responsibilities (server.mjs)</w:t>
+        <w:t>Server responsibilities (</w:t>
+      </w:r>
+      <w:r>
+        <w:rPr>
+          <w:rFonts w:ascii="Courier New" w:hAnsi="Courier New"/>
+          <w:b w:val="0"/>
+          <w:i w:val="0"/>
+        </w:rPr>
+        <w:t>server.mjs</w:t>
+      </w:r>
+      <w:r>
+        <w:rPr>
+          <w:b w:val="0"/>
+          <w:i w:val="0"/>
+        </w:rPr>
+        <w:t>)</w:t>
       </w:r>
     </w:p>
     <w:p>
       <w:pPr>
         <w:pStyle w:val="ListBullet"/>
-        <w:spacing w:after="40"/>
       </w:pPr>
       <w:r>
+        <w:rPr>
+          <w:b w:val="0"/>
+          <w:i w:val="0"/>
+        </w:rPr>
         <w:t>Serves static web app files.</w:t>
       </w:r>
     </w:p>
     <w:p>
       <w:pPr>
         <w:pStyle w:val="ListBullet"/>
-        <w:spacing w:after="40"/>
       </w:pPr>
       <w:r>
-        <w:t>Loads local env config (.env.local) safely.</w:t>
+        <w:rPr>
+          <w:b w:val="0"/>
+          <w:i w:val="0"/>
+        </w:rPr>
+        <w:t>Loads local env config (</w:t>
+      </w:r>
+      <w:r>
+        <w:rPr>
+          <w:rFonts w:ascii="Courier New" w:hAnsi="Courier New"/>
+          <w:b w:val="0"/>
+          <w:i w:val="0"/>
+        </w:rPr>
+        <w:t>.env.local</w:t>
+      </w:r>
+      <w:r>
+        <w:rPr>
+          <w:b w:val="0"/>
+          <w:i w:val="0"/>
+        </w:rPr>
+        <w:t>) safely.</w:t>
       </w:r>
     </w:p>
     <w:p>
       <w:pPr>
         <w:pStyle w:val="ListBullet"/>
-        <w:spacing w:after="40"/>
       </w:pPr>
       <w:r>
+        <w:rPr>
+          <w:b w:val="0"/>
+          <w:i w:val="0"/>
+        </w:rPr>
         <w:t>Exposes sales-assistant API endpoints.</w:t>
       </w:r>
     </w:p>
     <w:p>
       <w:pPr>
         <w:pStyle w:val="ListBullet"/>
-        <w:spacing w:after="40"/>
       </w:pPr>
       <w:r>
+        <w:rPr>
+          <w:b w:val="0"/>
+          <w:i w:val="0"/>
+        </w:rPr>
         <w:t>Calls OpenAI only for assistive tasks.</w:t>
       </w:r>
     </w:p>
     <w:p>
       <w:pPr>
         <w:pStyle w:val="ListBullet"/>
-        <w:spacing w:after="40"/>
       </w:pPr>
       <w:r>
+        <w:rPr>
+          <w:b w:val="0"/>
+          <w:i w:val="0"/>
+        </w:rPr>
         <w:t>Enforces fallback mode when LLM unavailable.</w:t>
       </w:r>
     </w:p>
     <w:p>
       <w:pPr>
         <w:pStyle w:val="ListBullet"/>
-        <w:spacing w:after="40"/>
       </w:pPr>
       <w:r>
+        <w:rPr>
+          <w:b w:val="0"/>
+          <w:i w:val="0"/>
+        </w:rPr>
+        <w:t>Emits SSE token events for assist-only streaming.</w:t>
+      </w:r>
+    </w:p>
+    <w:p>
+      <w:pPr>
+        <w:pStyle w:val="ListBullet"/>
+      </w:pPr>
+      <w:r>
+        <w:rPr>
+          <w:b w:val="0"/>
+          <w:i w:val="0"/>
+        </w:rPr>
+        <w:t>Executes deterministic tool routing for agentic metadata.</w:t>
+      </w:r>
+    </w:p>
+    <w:p>
+      <w:pPr>
+        <w:pStyle w:val="ListBullet"/>
+      </w:pPr>
+      <w:r>
+        <w:rPr>
+          <w:b w:val="0"/>
+          <w:i w:val="0"/>
+        </w:rPr>
+        <w:t>Triggers optional post-intake webhook automation.</w:t>
+      </w:r>
+    </w:p>
+    <w:p>
+      <w:pPr>
+        <w:pStyle w:val="ListBullet"/>
+      </w:pPr>
+      <w:r>
+        <w:rPr>
+          <w:b w:val="0"/>
+          <w:i w:val="0"/>
+        </w:rPr>
+        <w:t>Resolves nearby finder results with provider fallback.</w:t>
+      </w:r>
+    </w:p>
+    <w:p>
+      <w:pPr>
+        <w:pStyle w:val="ListBullet"/>
+      </w:pPr>
+      <w:r>
+        <w:rPr>
+          <w:b w:val="0"/>
+          <w:i w:val="0"/>
+        </w:rPr>
         <w:t>Writes event/error/QA/LLM usage logs.</w:t>
       </w:r>
     </w:p>
     <w:p>
       <w:pPr>
         <w:pStyle w:val="ListBullet"/>
-        <w:spacing w:after="40"/>
       </w:pPr>
       <w:r>
+        <w:rPr>
+          <w:b w:val="0"/>
+          <w:i w:val="0"/>
+        </w:rPr>
+        <w:t>Emits trace IDs and optional trace forwarding payloads.</w:t>
+      </w:r>
+    </w:p>
+    <w:p>
+      <w:pPr>
+        <w:pStyle w:val="ListBullet"/>
+      </w:pPr>
+      <w:r>
+        <w:rPr>
+          <w:b w:val="0"/>
+          <w:i w:val="0"/>
+        </w:rPr>
         <w:t>Aggregates operational metrics and SLA snapshots.</w:t>
       </w:r>
     </w:p>
     <w:p>
       <w:pPr>
         <w:pStyle w:val="Heading3"/>
-        <w:spacing w:before="160" w:after="80"/>
       </w:pPr>
       <w:r>
         <w:rPr>
-          <w:color w:val="2A2A2A"/>
+          <w:b w:val="0"/>
+          <w:i w:val="0"/>
         </w:rPr>
         <w:t>Endpoint inventory</w:t>
       </w:r>
@@ -1181,101 +1801,220 @@
     <w:p>
       <w:pPr>
         <w:pStyle w:val="ListBullet"/>
-        <w:spacing w:after="40"/>
       </w:pPr>
       <w:r>
+        <w:rPr>
+          <w:rFonts w:ascii="Courier New" w:hAnsi="Courier New"/>
+          <w:b w:val="0"/>
+          <w:i w:val="0"/>
+        </w:rPr>
         <w:t>POST /api/log</w:t>
       </w:r>
     </w:p>
     <w:p>
       <w:pPr>
         <w:pStyle w:val="ListBullet"/>
-        <w:spacing w:after="40"/>
       </w:pPr>
       <w:r>
+        <w:rPr>
+          <w:rFonts w:ascii="Courier New" w:hAnsi="Courier New"/>
+          <w:b w:val="0"/>
+          <w:i w:val="0"/>
+        </w:rPr>
         <w:t>POST /api/intent</w:t>
       </w:r>
     </w:p>
     <w:p>
       <w:pPr>
         <w:pStyle w:val="ListBullet"/>
-        <w:spacing w:after="40"/>
       </w:pPr>
       <w:r>
+        <w:rPr>
+          <w:rFonts w:ascii="Courier New" w:hAnsi="Courier New"/>
+          <w:b w:val="0"/>
+          <w:i w:val="0"/>
+        </w:rPr>
+        <w:t>POST /api/agent-router</w:t>
+      </w:r>
+    </w:p>
+    <w:p>
+      <w:pPr>
+        <w:pStyle w:val="ListBullet"/>
+      </w:pPr>
+      <w:r>
+        <w:rPr>
+          <w:rFonts w:ascii="Courier New" w:hAnsi="Courier New"/>
+          <w:b w:val="0"/>
+          <w:i w:val="0"/>
+        </w:rPr>
         <w:t>POST /api/chat-assist</w:t>
       </w:r>
     </w:p>
     <w:p>
       <w:pPr>
         <w:pStyle w:val="ListBullet"/>
-        <w:spacing w:after="40"/>
       </w:pPr>
       <w:r>
+        <w:rPr>
+          <w:rFonts w:ascii="Courier New" w:hAnsi="Courier New"/>
+          <w:b w:val="0"/>
+          <w:i w:val="0"/>
+        </w:rPr>
+        <w:t>POST /api/chat-assist-stream</w:t>
+      </w:r>
+    </w:p>
+    <w:p>
+      <w:pPr>
+        <w:pStyle w:val="ListBullet"/>
+      </w:pPr>
+      <w:r>
+        <w:rPr>
+          <w:rFonts w:ascii="Courier New" w:hAnsi="Courier New"/>
+          <w:b w:val="0"/>
+          <w:i w:val="0"/>
+        </w:rPr>
         <w:t>GET /api/llm-health</w:t>
       </w:r>
     </w:p>
     <w:p>
       <w:pPr>
         <w:pStyle w:val="ListBullet"/>
-        <w:spacing w:after="40"/>
       </w:pPr>
       <w:r>
+        <w:rPr>
+          <w:rFonts w:ascii="Courier New" w:hAnsi="Courier New"/>
+          <w:b w:val="0"/>
+          <w:i w:val="0"/>
+        </w:rPr>
         <w:t>POST /api/address-lookup</w:t>
       </w:r>
     </w:p>
     <w:p>
       <w:pPr>
         <w:pStyle w:val="ListBullet"/>
-        <w:spacing w:after="40"/>
       </w:pPr>
       <w:r>
+        <w:rPr>
+          <w:rFonts w:ascii="Courier New" w:hAnsi="Courier New"/>
+          <w:b w:val="0"/>
+          <w:i w:val="0"/>
+        </w:rPr>
+        <w:t>GET /api/finder/nearby</w:t>
+      </w:r>
+    </w:p>
+    <w:p>
+      <w:pPr>
+        <w:pStyle w:val="ListBullet"/>
+      </w:pPr>
+      <w:r>
+        <w:rPr>
+          <w:rFonts w:ascii="Courier New" w:hAnsi="Courier New"/>
+          <w:b w:val="0"/>
+          <w:i w:val="0"/>
+        </w:rPr>
+        <w:t>POST /api/automations/post-intake</w:t>
+      </w:r>
+    </w:p>
+    <w:p>
+      <w:pPr>
+        <w:pStyle w:val="ListBullet"/>
+      </w:pPr>
+      <w:r>
+        <w:rPr>
+          <w:rFonts w:ascii="Courier New" w:hAnsi="Courier New"/>
+          <w:b w:val="0"/>
+          <w:i w:val="0"/>
+        </w:rPr>
         <w:t>POST /api/quote-preview</w:t>
       </w:r>
     </w:p>
     <w:p>
       <w:pPr>
         <w:pStyle w:val="ListBullet"/>
-        <w:spacing w:after="40"/>
       </w:pPr>
       <w:r>
+        <w:rPr>
+          <w:rFonts w:ascii="Courier New" w:hAnsi="Courier New"/>
+          <w:b w:val="0"/>
+          <w:i w:val="0"/>
+        </w:rPr>
+        <w:t>GET /api/compliance-status</w:t>
+      </w:r>
+    </w:p>
+    <w:p>
+      <w:pPr>
+        <w:pStyle w:val="ListBullet"/>
+      </w:pPr>
+      <w:r>
+        <w:rPr>
+          <w:rFonts w:ascii="Courier New" w:hAnsi="Courier New"/>
+          <w:b w:val="0"/>
+          <w:i w:val="0"/>
+        </w:rPr>
+        <w:t>POST /api/consent-record</w:t>
+      </w:r>
+    </w:p>
+    <w:p>
+      <w:pPr>
+        <w:pStyle w:val="ListBullet"/>
+      </w:pPr>
+      <w:r>
+        <w:rPr>
+          <w:rFonts w:ascii="Courier New" w:hAnsi="Courier New"/>
+          <w:b w:val="0"/>
+          <w:i w:val="0"/>
+        </w:rPr>
         <w:t>POST /api/handoff-summary</w:t>
       </w:r>
     </w:p>
     <w:p>
       <w:pPr>
         <w:pStyle w:val="ListBullet"/>
-        <w:spacing w:after="40"/>
       </w:pPr>
       <w:r>
+        <w:rPr>
+          <w:rFonts w:ascii="Courier New" w:hAnsi="Courier New"/>
+          <w:b w:val="0"/>
+          <w:i w:val="0"/>
+        </w:rPr>
         <w:t>POST /api/transcript-export</w:t>
       </w:r>
     </w:p>
     <w:p>
       <w:pPr>
         <w:pStyle w:val="ListBullet"/>
-        <w:spacing w:after="40"/>
       </w:pPr>
       <w:r>
+        <w:rPr>
+          <w:rFonts w:ascii="Courier New" w:hAnsi="Courier New"/>
+          <w:b w:val="0"/>
+          <w:i w:val="0"/>
+        </w:rPr>
         <w:t>GET /api/install-slots</w:t>
       </w:r>
     </w:p>
     <w:p>
       <w:pPr>
         <w:pStyle w:val="ListBullet"/>
-        <w:spacing w:after="40"/>
       </w:pPr>
       <w:r>
+        <w:rPr>
+          <w:rFonts w:ascii="Courier New" w:hAnsi="Courier New"/>
+          <w:b w:val="0"/>
+          <w:i w:val="0"/>
+        </w:rPr>
         <w:t>GET /api/metrics</w:t>
       </w:r>
     </w:p>
+    <w:p/>
     <w:p>
       <w:pPr>
         <w:pStyle w:val="Heading2"/>
-        <w:spacing w:before="160" w:after="80"/>
       </w:pPr>
       <w:r>
         <w:rPr>
-          <w:color w:val="00366D"/>
+          <w:b w:val="0"/>
+          <w:i w:val="0"/>
         </w:rPr>
         <w:t>Deterministic vs LLM Boundary</w:t>
       </w:r>
@@ -1283,11 +2022,11 @@
     <w:p>
       <w:pPr>
         <w:pStyle w:val="Heading3"/>
-        <w:spacing w:before="160" w:after="80"/>
       </w:pPr>
       <w:r>
         <w:rPr>
-          <w:color w:val="2A2A2A"/>
+          <w:b w:val="0"/>
+          <w:i w:val="0"/>
         </w:rPr>
         <w:t>Deterministic (source of truth)</w:t>
       </w:r>
@@ -1295,56 +2034,71 @@
     <w:p>
       <w:pPr>
         <w:pStyle w:val="ListBullet"/>
-        <w:spacing w:after="40"/>
       </w:pPr>
       <w:r>
+        <w:rPr>
+          <w:b w:val="0"/>
+          <w:i w:val="0"/>
+        </w:rPr>
         <w:t>Flow contracts and transition gating.</w:t>
       </w:r>
     </w:p>
     <w:p>
       <w:pPr>
         <w:pStyle w:val="ListBullet"/>
-        <w:spacing w:after="40"/>
       </w:pPr>
       <w:r>
+        <w:rPr>
+          <w:b w:val="0"/>
+          <w:i w:val="0"/>
+        </w:rPr>
         <w:t>Quote scoring/ranking.</w:t>
       </w:r>
     </w:p>
     <w:p>
       <w:pPr>
         <w:pStyle w:val="ListBullet"/>
-        <w:spacing w:after="40"/>
       </w:pPr>
       <w:r>
+        <w:rPr>
+          <w:b w:val="0"/>
+          <w:i w:val="0"/>
+        </w:rPr>
         <w:t>Payment and shipping validation logic.</w:t>
       </w:r>
     </w:p>
     <w:p>
       <w:pPr>
         <w:pStyle w:val="ListBullet"/>
-        <w:spacing w:after="40"/>
       </w:pPr>
       <w:r>
+        <w:rPr>
+          <w:b w:val="0"/>
+          <w:i w:val="0"/>
+        </w:rPr>
         <w:t>Checkout progression and order-state gating.</w:t>
       </w:r>
     </w:p>
     <w:p>
       <w:pPr>
         <w:pStyle w:val="ListBullet"/>
-        <w:spacing w:after="40"/>
       </w:pPr>
       <w:r>
+        <w:rPr>
+          <w:b w:val="0"/>
+          <w:i w:val="0"/>
+        </w:rPr>
         <w:t>KPI/SLA math and dashboard summaries.</w:t>
       </w:r>
     </w:p>
     <w:p>
       <w:pPr>
         <w:pStyle w:val="Heading3"/>
-        <w:spacing w:before="160" w:after="80"/>
       </w:pPr>
       <w:r>
         <w:rPr>
-          <w:color w:val="2A2A2A"/>
+          <w:b w:val="0"/>
+          <w:i w:val="0"/>
         </w:rPr>
         <w:t>LLM-assistive (non-authoritative)</w:t>
       </w:r>
@@ -1352,254 +2106,294 @@
     <w:p>
       <w:pPr>
         <w:pStyle w:val="ListBullet"/>
-        <w:spacing w:after="40"/>
       </w:pPr>
       <w:r>
+        <w:rPr>
+          <w:b w:val="0"/>
+          <w:i w:val="0"/>
+        </w:rPr>
         <w:t>Phrasing/fluency improvements.</w:t>
       </w:r>
     </w:p>
     <w:p>
       <w:pPr>
         <w:pStyle w:val="ListBullet"/>
-        <w:spacing w:after="40"/>
       </w:pPr>
       <w:r>
+        <w:rPr>
+          <w:b w:val="0"/>
+          <w:i w:val="0"/>
+        </w:rPr>
         <w:t>Intent/entity support.</w:t>
       </w:r>
     </w:p>
     <w:p>
       <w:pPr>
         <w:pStyle w:val="ListBullet"/>
-        <w:spacing w:after="40"/>
       </w:pPr>
       <w:r>
+        <w:rPr>
+          <w:b w:val="0"/>
+          <w:i w:val="0"/>
+        </w:rPr>
         <w:t>Recommendation explanations.</w:t>
       </w:r>
     </w:p>
     <w:p>
       <w:pPr>
         <w:pStyle w:val="ListBullet"/>
-        <w:spacing w:after="40"/>
       </w:pPr>
       <w:r>
+        <w:rPr>
+          <w:b w:val="0"/>
+          <w:i w:val="0"/>
+        </w:rPr>
         <w:t>Handoff summary language.</w:t>
       </w:r>
     </w:p>
     <w:p>
-      <w:pPr>
-        <w:spacing w:after="100" w:line="276" w:lineRule="auto"/>
-      </w:pPr>
       <w:r>
+        <w:rPr>
+          <w:b w:val="0"/>
+          <w:i w:val="0"/>
+        </w:rPr>
         <w:t>Guardrail policy explicitly blocks model authority over:</w:t>
+        <w:br/>
+        <w:t>- exact pricing,</w:t>
+        <w:br/>
+        <w:t>- promo eligibility,</w:t>
+        <w:br/>
+        <w:t>- credit decisions,</w:t>
+        <w:br/>
+        <w:t>- contract terms,</w:t>
+        <w:br/>
+        <w:t>- inventory counts,</w:t>
+        <w:br/>
+        <w:t>- billing balances,</w:t>
+        <w:br/>
+        <w:t>- order confirmation,</w:t>
+        <w:br/>
+        <w:t>- payment execution.</w:t>
       </w:r>
     </w:p>
-    <w:p>
-      <w:pPr>
-        <w:pStyle w:val="ListBullet"/>
-        <w:spacing w:after="40"/>
-      </w:pPr>
-      <w:r>
-        <w:t>exact pricing,</w:t>
-      </w:r>
-    </w:p>
-    <w:p>
-      <w:pPr>
-        <w:pStyle w:val="ListBullet"/>
-        <w:spacing w:after="40"/>
-      </w:pPr>
-      <w:r>
-        <w:t>promo eligibility,</w:t>
-      </w:r>
-    </w:p>
-    <w:p>
-      <w:pPr>
-        <w:pStyle w:val="ListBullet"/>
-        <w:spacing w:after="40"/>
-      </w:pPr>
-      <w:r>
-        <w:t>credit decisions,</w:t>
-      </w:r>
-    </w:p>
-    <w:p>
-      <w:pPr>
-        <w:pStyle w:val="ListBullet"/>
-        <w:spacing w:after="40"/>
-      </w:pPr>
-      <w:r>
-        <w:t>contract terms,</w:t>
-      </w:r>
-    </w:p>
-    <w:p>
-      <w:pPr>
-        <w:pStyle w:val="ListBullet"/>
-        <w:spacing w:after="40"/>
-      </w:pPr>
-      <w:r>
-        <w:t>inventory counts,</w:t>
-      </w:r>
-    </w:p>
-    <w:p>
-      <w:pPr>
-        <w:pStyle w:val="ListBullet"/>
-        <w:spacing w:after="40"/>
-      </w:pPr>
-      <w:r>
-        <w:t>billing balances,</w:t>
-      </w:r>
-    </w:p>
-    <w:p>
-      <w:pPr>
-        <w:pStyle w:val="ListBullet"/>
-        <w:spacing w:after="40"/>
-      </w:pPr>
-      <w:r>
-        <w:t>order confirmation,</w:t>
-      </w:r>
-    </w:p>
-    <w:p>
-      <w:pPr>
-        <w:pStyle w:val="ListBullet"/>
-        <w:spacing w:after="40"/>
-      </w:pPr>
-      <w:r>
-        <w:t>payment execution.</w:t>
-      </w:r>
-    </w:p>
+    <w:p/>
     <w:p>
       <w:pPr>
         <w:pStyle w:val="Heading2"/>
-        <w:spacing w:before="160" w:after="80"/>
       </w:pPr>
       <w:r>
         <w:rPr>
-          <w:color w:val="00366D"/>
+          <w:b w:val="0"/>
+          <w:i w:val="0"/>
         </w:rPr>
         <w:t>Configuration and Environment</w:t>
       </w:r>
     </w:p>
     <w:p>
-      <w:pPr>
-        <w:spacing w:after="100" w:line="276" w:lineRule="auto"/>
-      </w:pPr>
       <w:r>
-        <w:t>From .env.example:</w:t>
+        <w:rPr>
+          <w:b w:val="0"/>
+          <w:i w:val="0"/>
+        </w:rPr>
+        <w:t xml:space="preserve">From </w:t>
+      </w:r>
+      <w:r>
+        <w:rPr>
+          <w:rFonts w:ascii="Courier New" w:hAnsi="Courier New"/>
+          <w:b w:val="0"/>
+          <w:i w:val="0"/>
+        </w:rPr>
+        <w:t>.env.example</w:t>
+      </w:r>
+      <w:r>
+        <w:rPr>
+          <w:b w:val="0"/>
+          <w:i w:val="0"/>
+        </w:rPr>
+        <w:t>:</w:t>
       </w:r>
     </w:p>
     <w:p>
+      <w:r>
+        <w:rPr>
+          <w:rFonts w:ascii="Courier New" w:hAnsi="Courier New"/>
+        </w:rPr>
+        <w:t>OPENAI_API_KEY=</w:t>
+        <w:br/>
+        <w:t>OPENAI_MODEL=gpt-4.1-mini</w:t>
+        <w:br/>
+        <w:t>LLM_ENABLED=true</w:t>
+        <w:br/>
+        <w:t>ADDRESS_PROVIDER=mock</w:t>
+        <w:br/>
+        <w:t>GOOGLE_PLACES_API_KEY=</w:t>
+        <w:br/>
+        <w:t>LLM_USAGE_LOG_PATH=./logs/llm-usage.log</w:t>
+        <w:br/>
+        <w:t>N8N_WEBHOOK_URL=</w:t>
+        <w:br/>
+        <w:t>FINDER_DEFAULT_RADIUS_METERS=8000</w:t>
+        <w:br/>
+        <w:t>SSE_ASSIST_ENABLED=true</w:t>
+        <w:br/>
+        <w:t>LANGSMITH_TRACING_ENABLED=false</w:t>
+        <w:br/>
+        <w:t>LANGSMITH_ENDPOINT=</w:t>
+        <w:br/>
+        <w:t>LANGSMITH_API_KEY=</w:t>
+        <w:br/>
+      </w:r>
+    </w:p>
+    <w:p>
+      <w:r>
+        <w:rPr>
+          <w:b w:val="0"/>
+          <w:i w:val="0"/>
+        </w:rPr>
+        <w:t>Key behaviors:</w:t>
+        <w:br/>
+        <w:t xml:space="preserve">- If </w:t>
+      </w:r>
+      <w:r>
+        <w:rPr>
+          <w:rFonts w:ascii="Courier New" w:hAnsi="Courier New"/>
+          <w:b w:val="0"/>
+          <w:i w:val="0"/>
+        </w:rPr>
+        <w:t>LLM_ENABLED=false</w:t>
+      </w:r>
+      <w:r>
+        <w:rPr>
+          <w:b w:val="0"/>
+          <w:i w:val="0"/>
+        </w:rPr>
+        <w:t xml:space="preserve"> or key is missing, server uses deterministic/template fallback.</w:t>
+        <w:br/>
+        <w:t xml:space="preserve">- </w:t>
+      </w:r>
+      <w:r>
+        <w:rPr>
+          <w:rFonts w:ascii="Courier New" w:hAnsi="Courier New"/>
+          <w:b w:val="0"/>
+          <w:i w:val="0"/>
+        </w:rPr>
+        <w:t>ADDRESS_PROVIDER</w:t>
+      </w:r>
+      <w:r>
+        <w:rPr>
+          <w:b w:val="0"/>
+          <w:i w:val="0"/>
+        </w:rPr>
+        <w:t xml:space="preserve"> controls lookup mode: </w:t>
+      </w:r>
+      <w:r>
+        <w:rPr>
+          <w:rFonts w:ascii="Courier New" w:hAnsi="Courier New"/>
+          <w:b w:val="0"/>
+          <w:i w:val="0"/>
+        </w:rPr>
+        <w:t>mock</w:t>
+      </w:r>
+      <w:r>
+        <w:rPr>
+          <w:b w:val="0"/>
+          <w:i w:val="0"/>
+        </w:rPr>
+        <w:t xml:space="preserve">, </w:t>
+      </w:r>
+      <w:r>
+        <w:rPr>
+          <w:rFonts w:ascii="Courier New" w:hAnsi="Courier New"/>
+          <w:b w:val="0"/>
+          <w:i w:val="0"/>
+        </w:rPr>
+        <w:t>google</w:t>
+      </w:r>
+      <w:r>
+        <w:rPr>
+          <w:b w:val="0"/>
+          <w:i w:val="0"/>
+        </w:rPr>
+        <w:t xml:space="preserve">, or </w:t>
+      </w:r>
+      <w:r>
+        <w:rPr>
+          <w:rFonts w:ascii="Courier New" w:hAnsi="Courier New"/>
+          <w:b w:val="0"/>
+          <w:i w:val="0"/>
+        </w:rPr>
+        <w:t>hybrid</w:t>
+      </w:r>
+      <w:r>
+        <w:rPr>
+          <w:b w:val="0"/>
+          <w:i w:val="0"/>
+        </w:rPr>
+        <w:t>.</w:t>
+        <w:br/>
+        <w:t xml:space="preserve">- </w:t>
+      </w:r>
+      <w:r>
+        <w:rPr>
+          <w:rFonts w:ascii="Courier New" w:hAnsi="Courier New"/>
+          <w:b w:val="0"/>
+          <w:i w:val="0"/>
+        </w:rPr>
+        <w:t>SSE_ASSIST_ENABLED</w:t>
+      </w:r>
+      <w:r>
+        <w:rPr>
+          <w:b w:val="0"/>
+          <w:i w:val="0"/>
+        </w:rPr>
+        <w:t xml:space="preserve"> gates assist streaming; client falls back to </w:t>
+      </w:r>
+      <w:r>
+        <w:rPr>
+          <w:rFonts w:ascii="Courier New" w:hAnsi="Courier New"/>
+          <w:b w:val="0"/>
+          <w:i w:val="0"/>
+        </w:rPr>
+        <w:t>/api/chat-assist</w:t>
+      </w:r>
+      <w:r>
+        <w:rPr>
+          <w:b w:val="0"/>
+          <w:i w:val="0"/>
+        </w:rPr>
+        <w:t xml:space="preserve"> on stream failure.</w:t>
+        <w:br/>
+        <w:t>- Finder uses Google Places first when available, then Overpass fallback.</w:t>
+        <w:br/>
+        <w:t xml:space="preserve">- </w:t>
+      </w:r>
+      <w:r>
+        <w:rPr>
+          <w:rFonts w:ascii="Courier New" w:hAnsi="Courier New"/>
+          <w:b w:val="0"/>
+          <w:i w:val="0"/>
+        </w:rPr>
+        <w:t>N8N_WEBHOOK_URL</w:t>
+      </w:r>
+      <w:r>
+        <w:rPr>
+          <w:b w:val="0"/>
+          <w:i w:val="0"/>
+        </w:rPr>
+        <w:t xml:space="preserve"> enables post-intake automation trigger; missing URL returns safe no-op.</w:t>
+        <w:br/>
+        <w:t>- LLM usage is recorded for cost and fallback-rate monitoring.</w:t>
+      </w:r>
+    </w:p>
+    <w:p/>
+    <w:p>
       <w:pPr>
-        <w:pStyle w:val="NoSpacing"/>
+        <w:pStyle w:val="Heading2"/>
       </w:pPr>
       <w:r>
         <w:rPr>
-          <w:rFonts w:ascii="Consolas" w:hAnsi="Consolas"/>
-          <w:sz w:val="19"/>
-        </w:rPr>
-        <w:t>OPENAI_API_KEY=</w:t>
-      </w:r>
-    </w:p>
-    <w:p>
-      <w:pPr>
-        <w:pStyle w:val="NoSpacing"/>
-      </w:pPr>
-      <w:r>
-        <w:rPr>
-          <w:rFonts w:ascii="Consolas" w:hAnsi="Consolas"/>
-          <w:sz w:val="19"/>
-        </w:rPr>
-        <w:t>OPENAI_MODEL=gpt-4.1-mini</w:t>
-      </w:r>
-    </w:p>
-    <w:p>
-      <w:pPr>
-        <w:pStyle w:val="NoSpacing"/>
-      </w:pPr>
-      <w:r>
-        <w:rPr>
-          <w:rFonts w:ascii="Consolas" w:hAnsi="Consolas"/>
-          <w:sz w:val="19"/>
-        </w:rPr>
-        <w:t>LLM_ENABLED=true</w:t>
-      </w:r>
-    </w:p>
-    <w:p>
-      <w:pPr>
-        <w:pStyle w:val="NoSpacing"/>
-      </w:pPr>
-      <w:r>
-        <w:rPr>
-          <w:rFonts w:ascii="Consolas" w:hAnsi="Consolas"/>
-          <w:sz w:val="19"/>
-        </w:rPr>
-        <w:t>ADDRESS_PROVIDER=mock</w:t>
-      </w:r>
-    </w:p>
-    <w:p>
-      <w:pPr>
-        <w:pStyle w:val="NoSpacing"/>
-      </w:pPr>
-      <w:r>
-        <w:rPr>
-          <w:rFonts w:ascii="Consolas" w:hAnsi="Consolas"/>
-          <w:sz w:val="19"/>
-        </w:rPr>
-        <w:t>GOOGLE_PLACES_API_KEY=</w:t>
-      </w:r>
-    </w:p>
-    <w:p>
-      <w:pPr>
-        <w:pStyle w:val="NoSpacing"/>
-      </w:pPr>
-      <w:r>
-        <w:rPr>
-          <w:rFonts w:ascii="Consolas" w:hAnsi="Consolas"/>
-          <w:sz w:val="19"/>
-        </w:rPr>
-        <w:t>LLM_USAGE_LOG_PATH=./logs/llm-usage.log</w:t>
-      </w:r>
-    </w:p>
-    <w:p>
-      <w:pPr>
-        <w:spacing w:after="100" w:line="276" w:lineRule="auto"/>
-      </w:pPr>
-      <w:r>
-        <w:t>Key behaviors:</w:t>
-      </w:r>
-    </w:p>
-    <w:p>
-      <w:pPr>
-        <w:pStyle w:val="ListBullet"/>
-        <w:spacing w:after="40"/>
-      </w:pPr>
-      <w:r>
-        <w:t>If LLM_ENABLED=false or key is missing, server uses deterministic/template fallback.</w:t>
-      </w:r>
-    </w:p>
-    <w:p>
-      <w:pPr>
-        <w:pStyle w:val="ListBullet"/>
-        <w:spacing w:after="40"/>
-      </w:pPr>
-      <w:r>
-        <w:t>ADDRESS_PROVIDER controls lookup mode: mock, google, or hybrid.</w:t>
-      </w:r>
-    </w:p>
-    <w:p>
-      <w:pPr>
-        <w:pStyle w:val="ListBullet"/>
-        <w:spacing w:after="40"/>
-      </w:pPr>
-      <w:r>
-        <w:t>LLM usage is recorded for cost and fallback-rate monitoring.</w:t>
-      </w:r>
-    </w:p>
-    <w:p>
-      <w:pPr>
-        <w:pStyle w:val="Heading2"/>
-        <w:spacing w:before="160" w:after="80"/>
-      </w:pPr>
-      <w:r>
-        <w:rPr>
-          <w:color w:val="00366D"/>
+          <w:b w:val="0"/>
+          <w:i w:val="0"/>
         </w:rPr>
         <w:t>Data, Logging, and Observability</w:t>
       </w:r>
@@ -1607,11 +2401,11 @@
     <w:p>
       <w:pPr>
         <w:pStyle w:val="Heading3"/>
-        <w:spacing w:before="160" w:after="80"/>
       </w:pPr>
       <w:r>
         <w:rPr>
-          <w:color w:val="2A2A2A"/>
+          <w:b w:val="0"/>
+          <w:i w:val="0"/>
         </w:rPr>
         <w:t>Data model (POC)</w:t>
       </w:r>
@@ -1619,38 +2413,47 @@
     <w:p>
       <w:pPr>
         <w:pStyle w:val="ListBullet"/>
-        <w:spacing w:after="40"/>
       </w:pPr>
       <w:r>
+        <w:rPr>
+          <w:b w:val="0"/>
+          <w:i w:val="0"/>
+        </w:rPr>
         <w:t>No persistent transactional database.</w:t>
       </w:r>
     </w:p>
     <w:p>
       <w:pPr>
         <w:pStyle w:val="ListBullet"/>
-        <w:spacing w:after="40"/>
       </w:pPr>
       <w:r>
+        <w:rPr>
+          <w:b w:val="0"/>
+          <w:i w:val="0"/>
+        </w:rPr>
         <w:t>Session and flow state live in browser memory/context.</w:t>
       </w:r>
     </w:p>
     <w:p>
       <w:pPr>
         <w:pStyle w:val="ListBullet"/>
-        <w:spacing w:after="40"/>
       </w:pPr>
       <w:r>
+        <w:rPr>
+          <w:b w:val="0"/>
+          <w:i w:val="0"/>
+        </w:rPr>
         <w:t>Operational history is derived from structured JSON logs.</w:t>
       </w:r>
     </w:p>
     <w:p>
       <w:pPr>
         <w:pStyle w:val="Heading3"/>
-        <w:spacing w:before="160" w:after="80"/>
       </w:pPr>
       <w:r>
         <w:rPr>
-          <w:color w:val="2A2A2A"/>
+          <w:b w:val="0"/>
+          <w:i w:val="0"/>
         </w:rPr>
         <w:t>Log files</w:t>
       </w:r>
@@ -1658,112 +2461,158 @@
     <w:p>
       <w:pPr>
         <w:pStyle w:val="ListBullet"/>
-        <w:spacing w:after="40"/>
       </w:pPr>
       <w:r>
-        <w:t>logs/app-events.log: lifecycle and funnel events.</w:t>
+        <w:rPr>
+          <w:rFonts w:ascii="Courier New" w:hAnsi="Courier New"/>
+          <w:b w:val="0"/>
+          <w:i w:val="0"/>
+        </w:rPr>
+        <w:t>logs/app-events.log</w:t>
+      </w:r>
+      <w:r>
+        <w:rPr>
+          <w:b w:val="0"/>
+          <w:i w:val="0"/>
+        </w:rPr>
+        <w:t>: lifecycle and funnel events.</w:t>
       </w:r>
     </w:p>
     <w:p>
       <w:pPr>
         <w:pStyle w:val="ListBullet"/>
-        <w:spacing w:after="40"/>
       </w:pPr>
       <w:r>
-        <w:t>logs/app-errors.log: runtime and transition errors.</w:t>
+        <w:rPr>
+          <w:rFonts w:ascii="Courier New" w:hAnsi="Courier New"/>
+          <w:b w:val="0"/>
+          <w:i w:val="0"/>
+        </w:rPr>
+        <w:t>logs/app-errors.log</w:t>
+      </w:r>
+      <w:r>
+        <w:rPr>
+          <w:b w:val="0"/>
+          <w:i w:val="0"/>
+        </w:rPr>
+        <w:t>: runtime and transition errors.</w:t>
       </w:r>
     </w:p>
     <w:p>
       <w:pPr>
         <w:pStyle w:val="ListBullet"/>
-        <w:spacing w:after="40"/>
       </w:pPr>
       <w:r>
-        <w:t>logs/qa-checklist.log: QA probes/checks.</w:t>
+        <w:rPr>
+          <w:rFonts w:ascii="Courier New" w:hAnsi="Courier New"/>
+          <w:b w:val="0"/>
+          <w:i w:val="0"/>
+        </w:rPr>
+        <w:t>logs/qa-checklist.log</w:t>
+      </w:r>
+      <w:r>
+        <w:rPr>
+          <w:b w:val="0"/>
+          <w:i w:val="0"/>
+        </w:rPr>
+        <w:t>: QA probes/checks.</w:t>
       </w:r>
     </w:p>
     <w:p>
       <w:pPr>
         <w:pStyle w:val="ListBullet"/>
-        <w:spacing w:after="40"/>
       </w:pPr>
       <w:r>
-        <w:t>logs/llm-usage.log: token/cost/fallback telemetry.</w:t>
+        <w:rPr>
+          <w:rFonts w:ascii="Courier New" w:hAnsi="Courier New"/>
+          <w:b w:val="0"/>
+          <w:i w:val="0"/>
+        </w:rPr>
+        <w:t>logs/llm-usage.log</w:t>
+      </w:r>
+      <w:r>
+        <w:rPr>
+          <w:b w:val="0"/>
+          <w:i w:val="0"/>
+        </w:rPr>
+        <w:t>: token/cost/fallback telemetry.</w:t>
+      </w:r>
+    </w:p>
+    <w:p>
+      <w:pPr>
+        <w:pStyle w:val="ListBullet"/>
+      </w:pPr>
+      <w:r>
+        <w:rPr>
+          <w:b w:val="0"/>
+          <w:i w:val="0"/>
+        </w:rPr>
+        <w:t xml:space="preserve">Trace events include per-request </w:t>
+      </w:r>
+      <w:r>
+        <w:rPr>
+          <w:rFonts w:ascii="Courier New" w:hAnsi="Courier New"/>
+          <w:b w:val="0"/>
+          <w:i w:val="0"/>
+        </w:rPr>
+        <w:t>traceId</w:t>
+      </w:r>
+      <w:r>
+        <w:rPr>
+          <w:b w:val="0"/>
+          <w:i w:val="0"/>
+        </w:rPr>
+        <w:t xml:space="preserve"> and optional external forwarding metadata.</w:t>
       </w:r>
     </w:p>
     <w:p>
       <w:pPr>
         <w:pStyle w:val="Heading3"/>
-        <w:spacing w:before="160" w:after="80"/>
       </w:pPr>
       <w:r>
         <w:rPr>
-          <w:color w:val="2A2A2A"/>
+          <w:b w:val="0"/>
+          <w:i w:val="0"/>
         </w:rPr>
         <w:t>Metrics</w:t>
       </w:r>
     </w:p>
     <w:p>
-      <w:pPr>
-        <w:spacing w:after="100" w:line="276" w:lineRule="auto"/>
-      </w:pPr>
       <w:r>
-        <w:t>/api/metrics computes:</w:t>
+        <w:rPr>
+          <w:rFonts w:ascii="Courier New" w:hAnsi="Courier New"/>
+          <w:b w:val="0"/>
+          <w:i w:val="0"/>
+        </w:rPr>
+        <w:t>/api/metrics</w:t>
+      </w:r>
+      <w:r>
+        <w:rPr>
+          <w:b w:val="0"/>
+          <w:i w:val="0"/>
+        </w:rPr>
+        <w:t xml:space="preserve"> computes:</w:t>
+        <w:br/>
+        <w:t>- conversion and order outcomes,</w:t>
+        <w:br/>
+        <w:t>- route/session interaction summaries,</w:t>
+        <w:br/>
+        <w:t>- financing and checkout indicators,</w:t>
+        <w:br/>
+        <w:t>- SLA targets and breach counts,</w:t>
+        <w:br/>
+        <w:t>- monthly KPI snapshots.</w:t>
       </w:r>
     </w:p>
-    <w:p>
-      <w:pPr>
-        <w:pStyle w:val="ListBullet"/>
-        <w:spacing w:after="40"/>
-      </w:pPr>
-      <w:r>
-        <w:t>conversion and order outcomes,</w:t>
-      </w:r>
-    </w:p>
-    <w:p>
-      <w:pPr>
-        <w:pStyle w:val="ListBullet"/>
-        <w:spacing w:after="40"/>
-      </w:pPr>
-      <w:r>
-        <w:t>route/session interaction summaries,</w:t>
-      </w:r>
-    </w:p>
-    <w:p>
-      <w:pPr>
-        <w:pStyle w:val="ListBullet"/>
-        <w:spacing w:after="40"/>
-      </w:pPr>
-      <w:r>
-        <w:t>financing and checkout indicators,</w:t>
-      </w:r>
-    </w:p>
-    <w:p>
-      <w:pPr>
-        <w:pStyle w:val="ListBullet"/>
-        <w:spacing w:after="40"/>
-      </w:pPr>
-      <w:r>
-        <w:t>SLA targets and breach counts,</w:t>
-      </w:r>
-    </w:p>
-    <w:p>
-      <w:pPr>
-        <w:pStyle w:val="ListBullet"/>
-        <w:spacing w:after="40"/>
-      </w:pPr>
-      <w:r>
-        <w:t>monthly KPI snapshots.</w:t>
-      </w:r>
-    </w:p>
+    <w:p/>
     <w:p>
       <w:pPr>
         <w:pStyle w:val="Heading2"/>
-        <w:spacing w:before="160" w:after="80"/>
       </w:pPr>
       <w:r>
         <w:rPr>
-          <w:color w:val="00366D"/>
+          <w:b w:val="0"/>
+          <w:i w:val="0"/>
         </w:rPr>
         <w:t>Security and Reliability Posture (Current)</w:t>
       </w:r>
@@ -1771,11 +2620,11 @@
     <w:p>
       <w:pPr>
         <w:pStyle w:val="Heading3"/>
-        <w:spacing w:before="160" w:after="80"/>
       </w:pPr>
       <w:r>
         <w:rPr>
-          <w:color w:val="2A2A2A"/>
+          <w:b w:val="0"/>
+          <w:i w:val="0"/>
         </w:rPr>
         <w:t>Present controls</w:t>
       </w:r>
@@ -1783,47 +2632,71 @@
     <w:p>
       <w:pPr>
         <w:pStyle w:val="ListBullet"/>
-        <w:spacing w:after="40"/>
       </w:pPr>
       <w:r>
+        <w:rPr>
+          <w:b w:val="0"/>
+          <w:i w:val="0"/>
+        </w:rPr>
         <w:t>Deterministic flow guards for invalid transitions.</w:t>
       </w:r>
     </w:p>
     <w:p>
       <w:pPr>
         <w:pStyle w:val="ListBullet"/>
-        <w:spacing w:after="40"/>
       </w:pPr>
       <w:r>
+        <w:rPr>
+          <w:b w:val="0"/>
+          <w:i w:val="0"/>
+        </w:rPr>
         <w:t>LLM fallback mode for degraded external dependencies.</w:t>
       </w:r>
     </w:p>
     <w:p>
       <w:pPr>
         <w:pStyle w:val="ListBullet"/>
-        <w:spacing w:after="40"/>
       </w:pPr>
       <w:r>
-        <w:t>Basic masking utility for email exposure reduction.</w:t>
+        <w:rPr>
+          <w:b w:val="0"/>
+          <w:i w:val="0"/>
+        </w:rPr>
+        <w:t>Deterministic input/output safety screening with policy categories.</w:t>
       </w:r>
     </w:p>
     <w:p>
       <w:pPr>
         <w:pStyle w:val="ListBullet"/>
-        <w:spacing w:after="40"/>
       </w:pPr>
       <w:r>
+        <w:rPr>
+          <w:b w:val="0"/>
+          <w:i w:val="0"/>
+        </w:rPr>
+        <w:t>Payment/PII masking and compliance payload blocking.</w:t>
+      </w:r>
+    </w:p>
+    <w:p>
+      <w:pPr>
+        <w:pStyle w:val="ListBullet"/>
+      </w:pPr>
+      <w:r>
+        <w:rPr>
+          <w:b w:val="0"/>
+          <w:i w:val="0"/>
+        </w:rPr>
         <w:t>Session identifiers and structured audit-style logging.</w:t>
       </w:r>
     </w:p>
     <w:p>
       <w:pPr>
         <w:pStyle w:val="Heading3"/>
-        <w:spacing w:before="160" w:after="80"/>
       </w:pPr>
       <w:r>
         <w:rPr>
-          <w:color w:val="2A2A2A"/>
+          <w:b w:val="0"/>
+          <w:i w:val="0"/>
         </w:rPr>
         <w:t>Remaining production gaps</w:t>
       </w:r>
@@ -1831,328 +2704,219 @@
     <w:p>
       <w:pPr>
         <w:pStyle w:val="ListBullet"/>
-        <w:spacing w:after="40"/>
       </w:pPr>
       <w:r>
+        <w:rPr>
+          <w:b w:val="0"/>
+          <w:i w:val="0"/>
+        </w:rPr>
         <w:t>Formal PII governance and automated redaction policy.</w:t>
       </w:r>
     </w:p>
     <w:p>
       <w:pPr>
         <w:pStyle w:val="ListBullet"/>
-        <w:spacing w:after="40"/>
       </w:pPr>
       <w:r>
+        <w:rPr>
+          <w:b w:val="0"/>
+          <w:i w:val="0"/>
+        </w:rPr>
         <w:t>Enterprise-grade authN/authZ integration.</w:t>
       </w:r>
     </w:p>
     <w:p>
       <w:pPr>
         <w:pStyle w:val="ListBullet"/>
-        <w:spacing w:after="40"/>
       </w:pPr>
       <w:r>
+        <w:rPr>
+          <w:b w:val="0"/>
+          <w:i w:val="0"/>
+        </w:rPr>
         <w:t>Real CRM/OMS/billing coupling.</w:t>
       </w:r>
     </w:p>
     <w:p>
       <w:pPr>
         <w:pStyle w:val="ListBullet"/>
-        <w:spacing w:after="40"/>
       </w:pPr>
       <w:r>
+        <w:rPr>
+          <w:b w:val="0"/>
+          <w:i w:val="0"/>
+        </w:rPr>
         <w:t>Centralized log retention and security monitoring.</w:t>
       </w:r>
     </w:p>
+    <w:p/>
     <w:p>
       <w:pPr>
         <w:pStyle w:val="Heading2"/>
-        <w:spacing w:before="160" w:after="80"/>
       </w:pPr>
       <w:r>
         <w:rPr>
-          <w:color w:val="00366D"/>
+          <w:b w:val="0"/>
+          <w:i w:val="0"/>
         </w:rPr>
         <w:t>Testing and Quality Coverage</w:t>
       </w:r>
     </w:p>
     <w:p>
-      <w:pPr>
-        <w:spacing w:after="100" w:line="276" w:lineRule="auto"/>
-      </w:pPr>
       <w:r>
+        <w:rPr>
+          <w:b w:val="0"/>
+          <w:i w:val="0"/>
+        </w:rPr>
         <w:t>Run all tests:</w:t>
       </w:r>
     </w:p>
     <w:p>
+      <w:r>
+        <w:rPr>
+          <w:rFonts w:ascii="Courier New" w:hAnsi="Courier New"/>
+        </w:rPr>
+        <w:t>node --test tests/*.mjs</w:t>
+        <w:br/>
+      </w:r>
+    </w:p>
+    <w:p>
+      <w:r>
+        <w:rPr>
+          <w:b w:val="0"/>
+          <w:i w:val="0"/>
+        </w:rPr>
+        <w:t>Current result (March 17, 2026):</w:t>
+        <w:br/>
+        <w:t xml:space="preserve">- </w:t>
+      </w:r>
+      <w:r>
+        <w:rPr>
+          <w:b/>
+          <w:i w:val="0"/>
+        </w:rPr>
+        <w:t>120 tests passing, 0 failing</w:t>
+      </w:r>
+    </w:p>
+    <w:p>
+      <w:r>
+        <w:rPr>
+          <w:b w:val="0"/>
+          <w:i w:val="0"/>
+        </w:rPr>
+        <w:t>Coverage spans:</w:t>
+        <w:br/>
+        <w:t>- workflow gating and route behavior,</w:t>
+        <w:br/>
+        <w:t>- client-side validators/utilities,</w:t>
+        <w:br/>
+        <w:t>- metrics aggregation,</w:t>
+        <w:br/>
+        <w:t>- quote ranking determinism,</w:t>
+        <w:br/>
+        <w:t>- export and booking flow,</w:t>
+        <w:br/>
+        <w:t>- LLM integration guardrail presence checks,</w:t>
+        <w:br/>
+        <w:t>- SSE event protocol and fallback behavior,</w:t>
+        <w:br/>
+        <w:t>- post-intake webhook behavior,</w:t>
+        <w:br/>
+        <w:t>- finder provider fallback behavior,</w:t>
+        <w:br/>
+        <w:t>- onboarding walkthrough wiring,</w:t>
+        <w:br/>
+        <w:t>- agentic routing/safety eval harness.</w:t>
+      </w:r>
+    </w:p>
+    <w:p/>
+    <w:p>
       <w:pPr>
-        <w:pStyle w:val="NoSpacing"/>
+        <w:pStyle w:val="Heading2"/>
       </w:pPr>
       <w:r>
         <w:rPr>
-          <w:rFonts w:ascii="Consolas" w:hAnsi="Consolas"/>
-          <w:sz w:val="19"/>
-        </w:rPr>
-        <w:t>node --test tests/*.test.mjs</w:t>
-      </w:r>
-    </w:p>
-    <w:p>
-      <w:pPr>
-        <w:spacing w:after="100" w:line="276" w:lineRule="auto"/>
-      </w:pPr>
-      <w:r>
-        <w:t>Current result (March 17, 2026):</w:t>
-      </w:r>
-    </w:p>
-    <w:p>
-      <w:pPr>
-        <w:pStyle w:val="ListBullet"/>
-        <w:spacing w:after="40"/>
-      </w:pPr>
-      <w:r>
-        <w:t>76 tests passing, 0 failing</w:t>
-      </w:r>
-    </w:p>
-    <w:p>
-      <w:pPr>
-        <w:spacing w:after="100" w:line="276" w:lineRule="auto"/>
-      </w:pPr>
-      <w:r>
-        <w:t>Coverage spans:</w:t>
-      </w:r>
-    </w:p>
-    <w:p>
-      <w:pPr>
-        <w:pStyle w:val="ListBullet"/>
-        <w:spacing w:after="40"/>
-      </w:pPr>
-      <w:r>
-        <w:t>workflow gating and route behavior,</w:t>
-      </w:r>
-    </w:p>
-    <w:p>
-      <w:pPr>
-        <w:pStyle w:val="ListBullet"/>
-        <w:spacing w:after="40"/>
-      </w:pPr>
-      <w:r>
-        <w:t>client-side validators/utilities,</w:t>
-      </w:r>
-    </w:p>
-    <w:p>
-      <w:pPr>
-        <w:pStyle w:val="ListBullet"/>
-        <w:spacing w:after="40"/>
-      </w:pPr>
-      <w:r>
-        <w:t>metrics aggregation,</w:t>
-      </w:r>
-    </w:p>
-    <w:p>
-      <w:pPr>
-        <w:pStyle w:val="ListBullet"/>
-        <w:spacing w:after="40"/>
-      </w:pPr>
-      <w:r>
-        <w:t>quote ranking determinism,</w:t>
-      </w:r>
-    </w:p>
-    <w:p>
-      <w:pPr>
-        <w:pStyle w:val="ListBullet"/>
-        <w:spacing w:after="40"/>
-      </w:pPr>
-      <w:r>
-        <w:t>export and booking flow,</w:t>
-      </w:r>
-    </w:p>
-    <w:p>
-      <w:pPr>
-        <w:pStyle w:val="ListBullet"/>
-        <w:spacing w:after="40"/>
-      </w:pPr>
-      <w:r>
-        <w:t>LLM integration guardrail presence checks.</w:t>
-      </w:r>
-    </w:p>
-    <w:p>
-      <w:pPr>
-        <w:pStyle w:val="Heading2"/>
-        <w:spacing w:before="160" w:after="80"/>
-      </w:pPr>
-      <w:r>
-        <w:rPr>
-          <w:color w:val="00366D"/>
+          <w:b w:val="0"/>
+          <w:i w:val="0"/>
         </w:rPr>
         <w:t>Why This Stack Was Chosen for the POC</w:t>
       </w:r>
     </w:p>
     <w:p>
-      <w:pPr>
-        <w:spacing w:after="100" w:line="276" w:lineRule="auto"/>
-      </w:pPr>
       <w:r>
+        <w:rPr>
+          <w:b w:val="0"/>
+          <w:i w:val="0"/>
+        </w:rPr>
         <w:t>This stack optimizes for:</w:t>
+        <w:br/>
+        <w:t>- fast iteration in a single repo,</w:t>
+        <w:br/>
+        <w:t>- low operational complexity,</w:t>
+        <w:br/>
+        <w:t>- deterministic control over high-risk business logic,</w:t>
+        <w:br/>
+        <w:t>- easy local reproducibility for demos and evaluation.</w:t>
       </w:r>
     </w:p>
     <w:p>
-      <w:pPr>
-        <w:pStyle w:val="ListBullet"/>
-        <w:spacing w:after="40"/>
-      </w:pPr>
       <w:r>
-        <w:t>fast iteration in a single repo,</w:t>
+        <w:rPr>
+          <w:b w:val="0"/>
+          <w:i w:val="0"/>
+        </w:rPr>
+        <w:t>Trade-offs accepted at POC stage:</w:t>
+        <w:br/>
+        <w:t>- file-based telemetry instead of enterprise observability stack,</w:t>
+        <w:br/>
+        <w:t>- no real backend system integrations,</w:t>
+        <w:br/>
+        <w:t>- no persistent session store,</w:t>
+        <w:br/>
+        <w:t>- limited production hardening.</w:t>
       </w:r>
     </w:p>
-    <w:p>
-      <w:pPr>
-        <w:pStyle w:val="ListBullet"/>
-        <w:spacing w:after="40"/>
-      </w:pPr>
-      <w:r>
-        <w:t>low operational complexity,</w:t>
-      </w:r>
-    </w:p>
-    <w:p>
-      <w:pPr>
-        <w:pStyle w:val="ListBullet"/>
-        <w:spacing w:after="40"/>
-      </w:pPr>
-      <w:r>
-        <w:t>deterministic control over high-risk business logic,</w:t>
-      </w:r>
-    </w:p>
-    <w:p>
-      <w:pPr>
-        <w:pStyle w:val="ListBullet"/>
-        <w:spacing w:after="40"/>
-      </w:pPr>
-      <w:r>
-        <w:t>easy local reproducibility for demos and evaluation.</w:t>
-      </w:r>
-    </w:p>
-    <w:p>
-      <w:pPr>
-        <w:spacing w:after="100" w:line="276" w:lineRule="auto"/>
-      </w:pPr>
-      <w:r>
-        <w:t>Trade-offs accepted at POC stage:</w:t>
-      </w:r>
-    </w:p>
-    <w:p>
-      <w:pPr>
-        <w:pStyle w:val="ListBullet"/>
-        <w:spacing w:after="40"/>
-      </w:pPr>
-      <w:r>
-        <w:t>file-based telemetry instead of enterprise observability stack,</w:t>
-      </w:r>
-    </w:p>
-    <w:p>
-      <w:pPr>
-        <w:pStyle w:val="ListBullet"/>
-        <w:spacing w:after="40"/>
-      </w:pPr>
-      <w:r>
-        <w:t>no real backend system integrations,</w:t>
-      </w:r>
-    </w:p>
-    <w:p>
-      <w:pPr>
-        <w:pStyle w:val="ListBullet"/>
-        <w:spacing w:after="40"/>
-      </w:pPr>
-      <w:r>
-        <w:t>no persistent session store,</w:t>
-      </w:r>
-    </w:p>
-    <w:p>
-      <w:pPr>
-        <w:pStyle w:val="ListBullet"/>
-        <w:spacing w:after="40"/>
-      </w:pPr>
-      <w:r>
-        <w:t>limited production hardening.</w:t>
-      </w:r>
-    </w:p>
+    <w:p/>
     <w:p>
       <w:pPr>
         <w:pStyle w:val="Heading2"/>
-        <w:spacing w:before="160" w:after="80"/>
       </w:pPr>
       <w:r>
         <w:rPr>
-          <w:color w:val="00366D"/>
+          <w:b w:val="0"/>
+          <w:i w:val="0"/>
         </w:rPr>
         <w:t>Productionization Path</w:t>
       </w:r>
     </w:p>
     <w:p>
-      <w:pPr>
-        <w:spacing w:after="100" w:line="276" w:lineRule="auto"/>
-      </w:pPr>
       <w:r>
+        <w:rPr>
+          <w:b w:val="0"/>
+          <w:i w:val="0"/>
+        </w:rPr>
         <w:t>Recommended next steps:</w:t>
+        <w:br/>
+        <w:t>1. Integrate authoritative product/catalog/eligibility and order systems.</w:t>
+        <w:br/>
+        <w:t>2. Add production identity, tokenized payment gateway integration, and CRM handoff.</w:t>
+        <w:br/>
+        <w:t>3. Introduce persistent storage for multi-instance reliability.</w:t>
+        <w:br/>
+        <w:t>4. Implement privacy controls: redaction, retention windows, access policies.</w:t>
+        <w:br/>
+        <w:t>5. Add CI/CD quality gates tied to conversion-critical tests and SLA checks.</w:t>
       </w:r>
     </w:p>
-    <w:p>
-      <w:pPr>
-        <w:pStyle w:val="ListNumber"/>
-        <w:spacing w:after="40"/>
-      </w:pPr>
-      <w:r>
-        <w:t>Integrate authoritative product/catalog/eligibility and order systems.</w:t>
-      </w:r>
-    </w:p>
-    <w:p>
-      <w:pPr>
-        <w:pStyle w:val="ListNumber"/>
-        <w:spacing w:after="40"/>
-      </w:pPr>
-      <w:r>
-        <w:t>Add production identity, tokenized payment gateway integration, and CRM handoff.</w:t>
-      </w:r>
-    </w:p>
-    <w:p>
-      <w:pPr>
-        <w:pStyle w:val="ListNumber"/>
-        <w:spacing w:after="40"/>
-      </w:pPr>
-      <w:r>
-        <w:t>Introduce persistent storage for multi-instance reliability.</w:t>
-      </w:r>
-    </w:p>
-    <w:p>
-      <w:pPr>
-        <w:pStyle w:val="ListNumber"/>
-        <w:spacing w:after="40"/>
-      </w:pPr>
-      <w:r>
-        <w:t>Implement privacy controls: redaction, retention windows, access policies.</w:t>
-      </w:r>
-    </w:p>
-    <w:p>
-      <w:pPr>
-        <w:pStyle w:val="ListNumber"/>
-        <w:spacing w:after="40"/>
-      </w:pPr>
-      <w:r>
-        <w:t>Add CI/CD quality gates tied to conversion-critical tests and SLA checks.</w:t>
-      </w:r>
-    </w:p>
-    <w:p>
-      <w:r>
-        <w:br w:type="page"/>
-      </w:r>
-    </w:p>
+    <w:p/>
     <w:p>
       <w:pPr>
         <w:pStyle w:val="Heading2"/>
-        <w:spacing w:before="160" w:after="80"/>
       </w:pPr>
       <w:r>
         <w:rPr>
-          <w:color w:val="00366D"/>
+          <w:b w:val="0"/>
+          <w:i w:val="0"/>
         </w:rPr>
         <w:t>Reference Files (This Repo)</w:t>
       </w:r>
@@ -2160,96 +2924,266 @@
     <w:p>
       <w:pPr>
         <w:pStyle w:val="ListBullet"/>
-        <w:spacing w:after="40"/>
       </w:pPr>
       <w:r>
+        <w:rPr>
+          <w:rFonts w:ascii="Courier New" w:hAnsi="Courier New"/>
+          <w:b w:val="0"/>
+          <w:i w:val="0"/>
+        </w:rPr>
         <w:t>app.js</w:t>
       </w:r>
     </w:p>
     <w:p>
       <w:pPr>
         <w:pStyle w:val="ListBullet"/>
-        <w:spacing w:after="40"/>
       </w:pPr>
       <w:r>
+        <w:rPr>
+          <w:rFonts w:ascii="Courier New" w:hAnsi="Courier New"/>
+          <w:b w:val="0"/>
+          <w:i w:val="0"/>
+        </w:rPr>
         <w:t>server.mjs</w:t>
       </w:r>
     </w:p>
     <w:p>
       <w:pPr>
         <w:pStyle w:val="ListBullet"/>
-        <w:spacing w:after="40"/>
       </w:pPr>
       <w:r>
+        <w:rPr>
+          <w:rFonts w:ascii="Courier New" w:hAnsi="Courier New"/>
+          <w:b w:val="0"/>
+          <w:i w:val="0"/>
+        </w:rPr>
         <w:t>index.html</w:t>
       </w:r>
     </w:p>
     <w:p>
       <w:pPr>
         <w:pStyle w:val="ListBullet"/>
-        <w:spacing w:after="40"/>
       </w:pPr>
       <w:r>
+        <w:rPr>
+          <w:rFonts w:ascii="Courier New" w:hAnsi="Courier New"/>
+          <w:b w:val="0"/>
+          <w:i w:val="0"/>
+        </w:rPr>
         <w:t>styles.css</w:t>
       </w:r>
     </w:p>
     <w:p>
       <w:pPr>
         <w:pStyle w:val="ListBullet"/>
-        <w:spacing w:after="40"/>
       </w:pPr>
       <w:r>
+        <w:rPr>
+          <w:rFonts w:ascii="Courier New" w:hAnsi="Courier New"/>
+          <w:b w:val="0"/>
+          <w:i w:val="0"/>
+        </w:rPr>
+        <w:t>src/client/features/chat/stream-renderer.mjs</w:t>
+      </w:r>
+    </w:p>
+    <w:p>
+      <w:pPr>
+        <w:pStyle w:val="ListBullet"/>
+      </w:pPr>
+      <w:r>
+        <w:rPr>
+          <w:rFonts w:ascii="Courier New" w:hAnsi="Courier New"/>
+          <w:b w:val="0"/>
+          <w:i w:val="0"/>
+        </w:rPr>
+        <w:t>src/client/features/onboarding/walkthrough.mjs</w:t>
+      </w:r>
+    </w:p>
+    <w:p>
+      <w:pPr>
+        <w:pStyle w:val="ListBullet"/>
+      </w:pPr>
+      <w:r>
+        <w:rPr>
+          <w:rFonts w:ascii="Courier New" w:hAnsi="Courier New"/>
+          <w:b w:val="0"/>
+          <w:i w:val="0"/>
+        </w:rPr>
+        <w:t>src/server/finder/finder-service.mjs</w:t>
+      </w:r>
+    </w:p>
+    <w:p>
+      <w:pPr>
+        <w:pStyle w:val="ListBullet"/>
+      </w:pPr>
+      <w:r>
+        <w:rPr>
+          <w:rFonts w:ascii="Courier New" w:hAnsi="Courier New"/>
+          <w:b w:val="0"/>
+          <w:i w:val="0"/>
+        </w:rPr>
+        <w:t>src/server/finder/google-places-provider.mjs</w:t>
+      </w:r>
+    </w:p>
+    <w:p>
+      <w:pPr>
+        <w:pStyle w:val="ListBullet"/>
+      </w:pPr>
+      <w:r>
+        <w:rPr>
+          <w:rFonts w:ascii="Courier New" w:hAnsi="Courier New"/>
+          <w:b w:val="0"/>
+          <w:i w:val="0"/>
+        </w:rPr>
+        <w:t>src/server/finder/overpass-provider.mjs</w:t>
+      </w:r>
+    </w:p>
+    <w:p>
+      <w:pPr>
+        <w:pStyle w:val="ListBullet"/>
+      </w:pPr>
+      <w:r>
+        <w:rPr>
+          <w:rFonts w:ascii="Courier New" w:hAnsi="Courier New"/>
+          <w:b w:val="0"/>
+          <w:i w:val="0"/>
+        </w:rPr>
+        <w:t>shared/agent-router-utils.mjs</w:t>
+      </w:r>
+    </w:p>
+    <w:p>
+      <w:pPr>
+        <w:pStyle w:val="ListBullet"/>
+      </w:pPr>
+      <w:r>
+        <w:rPr>
+          <w:rFonts w:ascii="Courier New" w:hAnsi="Courier New"/>
+          <w:b w:val="0"/>
+          <w:i w:val="0"/>
+        </w:rPr>
+        <w:t>shared/automation-utils.mjs</w:t>
+      </w:r>
+    </w:p>
+    <w:p>
+      <w:pPr>
+        <w:pStyle w:val="ListBullet"/>
+      </w:pPr>
+      <w:r>
+        <w:rPr>
+          <w:rFonts w:ascii="Courier New" w:hAnsi="Courier New"/>
+          <w:b w:val="0"/>
+          <w:i w:val="0"/>
+        </w:rPr>
+        <w:t>shared/trace-utils.mjs</w:t>
+      </w:r>
+    </w:p>
+    <w:p>
+      <w:pPr>
+        <w:pStyle w:val="ListBullet"/>
+      </w:pPr>
+      <w:r>
+        <w:rPr>
+          <w:rFonts w:ascii="Courier New" w:hAnsi="Courier New"/>
+          <w:b w:val="0"/>
+          <w:i w:val="0"/>
+        </w:rPr>
+        <w:t>shared/ai-safety-utils.mjs</w:t>
+      </w:r>
+    </w:p>
+    <w:p>
+      <w:pPr>
+        <w:pStyle w:val="ListBullet"/>
+      </w:pPr>
+      <w:r>
+        <w:rPr>
+          <w:rFonts w:ascii="Courier New" w:hAnsi="Courier New"/>
+          <w:b w:val="0"/>
+          <w:i w:val="0"/>
+        </w:rPr>
+        <w:t>shared/privacy-utils.mjs</w:t>
+      </w:r>
+    </w:p>
+    <w:p>
+      <w:pPr>
+        <w:pStyle w:val="ListBullet"/>
+      </w:pPr>
+      <w:r>
+        <w:rPr>
+          <w:rFonts w:ascii="Courier New" w:hAnsi="Courier New"/>
+          <w:b w:val="0"/>
+          <w:i w:val="0"/>
+        </w:rPr>
         <w:t>shared/client-utils.mjs</w:t>
       </w:r>
     </w:p>
     <w:p>
       <w:pPr>
         <w:pStyle w:val="ListBullet"/>
-        <w:spacing w:after="40"/>
       </w:pPr>
       <w:r>
+        <w:rPr>
+          <w:rFonts w:ascii="Courier New" w:hAnsi="Courier New"/>
+          <w:b w:val="0"/>
+          <w:i w:val="0"/>
+        </w:rPr>
         <w:t>shared/workflow-utils.mjs</w:t>
       </w:r>
     </w:p>
     <w:p>
       <w:pPr>
         <w:pStyle w:val="ListBullet"/>
-        <w:spacing w:after="40"/>
       </w:pPr>
       <w:r>
+        <w:rPr>
+          <w:rFonts w:ascii="Courier New" w:hAnsi="Courier New"/>
+          <w:b w:val="0"/>
+          <w:i w:val="0"/>
+        </w:rPr>
         <w:t>shared/quote-utils.mjs</w:t>
       </w:r>
     </w:p>
     <w:p>
       <w:pPr>
         <w:pStyle w:val="ListBullet"/>
-        <w:spacing w:after="40"/>
       </w:pPr>
       <w:r>
+        <w:rPr>
+          <w:rFonts w:ascii="Courier New" w:hAnsi="Courier New"/>
+          <w:b w:val="0"/>
+          <w:i w:val="0"/>
+        </w:rPr>
         <w:t>shared/metrics-utils.mjs</w:t>
       </w:r>
     </w:p>
     <w:p>
       <w:pPr>
         <w:pStyle w:val="ListBullet"/>
-        <w:spacing w:after="40"/>
       </w:pPr>
       <w:r>
-        <w:t>tests/*.test.mjs</w:t>
+        <w:rPr>
+          <w:rFonts w:ascii="Courier New" w:hAnsi="Courier New"/>
+          <w:b w:val="0"/>
+          <w:i w:val="0"/>
+        </w:rPr>
+        <w:t>tests/*.mjs</w:t>
       </w:r>
     </w:p>
     <w:p>
       <w:pPr>
         <w:pStyle w:val="ListBullet"/>
-        <w:spacing w:after="40"/>
       </w:pPr>
       <w:r>
+        <w:rPr>
+          <w:rFonts w:ascii="Courier New" w:hAnsi="Courier New"/>
+          <w:b w:val="0"/>
+          <w:i w:val="0"/>
+        </w:rPr>
         <w:t>README.md</w:t>
       </w:r>
     </w:p>
     <w:sectPr>
       <w:pgSz w:w="12240" w:h="15840"/>
-      <w:pgMar w:top="1296" w:right="1296" w:bottom="1296" w:left="1296" w:header="720" w:footer="720" w:gutter="0"/>
+      <w:pgMar w:top="1440" w:right="1800" w:bottom="1440" w:left="1800" w:header="720" w:footer="720" w:gutter="0"/>
       <w:cols w:space="720"/>
       <w:docGrid w:linePitch="360"/>
     </w:sectPr>
@@ -2620,10 +3554,6 @@
     <w:name w:val="Normal"/>
     <w:qFormat/>
     <w:rsid w:val="00FC693F"/>
-    <w:rPr>
-      <w:rFonts w:ascii="Calibri" w:hAnsi="Calibri"/>
-      <w:sz w:val="22"/>
-    </w:rPr>
   </w:style>
   <w:style w:type="paragraph" w:styleId="Header">
     <w:name w:val="header"/>
